--- a/отчеты 3-10/отчет 10.docx
+++ b/отчеты 3-10/отчет 10.docx
@@ -347,16 +347,7 @@
           <w:szCs w:val="28"/>
           <w:lang w:eastAsia="ru-RU"/>
         </w:rPr>
-        <w:t xml:space="preserve">Кафедра КБ-14 «Цифровые </w:t>
-      </w:r>
-      <w:r>
-        <w:rPr>
-          <w:rFonts w:ascii="Times New Roman" w:eastAsia="Times New Roman" w:hAnsi="Times New Roman" w:cs="Times New Roman"/>
-          <w:sz w:val="28"/>
-          <w:szCs w:val="28"/>
-          <w:lang w:eastAsia="ru-RU"/>
-        </w:rPr>
-        <w:t>технологии обработки данных»</w:t>
+        <w:t>Кафедра КБ-14 «Цифровые технологии обработки данных»</w:t>
       </w:r>
     </w:p>
     <w:p>
@@ -779,36 +770,48 @@
         </w:sectPr>
       </w:pPr>
     </w:p>
+    <w:p>
+      <w:pPr>
+        <w:pStyle w:val="Heading1"/>
+        <w:ind w:firstLine="0"/>
+        <w:jc w:val="center"/>
+        <w:rPr>
+          <w:bCs/>
+        </w:rPr>
+      </w:pPr>
+      <w:bookmarkStart w:id="0" w:name="_Toc127883204"/>
+    </w:p>
     <w:sdt>
       <w:sdtPr>
-        <w:id w:val="1106776505"/>
+        <w:id w:val="1045943335"/>
         <w:docPartObj>
           <w:docPartGallery w:val="Table of Contents"/>
           <w:docPartUnique/>
         </w:docPartObj>
       </w:sdtPr>
-      <w:sdtEndPr/>
+      <w:sdtEndPr>
+        <w:rPr>
+          <w:rFonts w:asciiTheme="minorHAnsi" w:hAnsiTheme="minorHAnsi" w:cstheme="minorBidi"/>
+          <w:b/>
+          <w:bCs/>
+          <w:noProof/>
+          <w:sz w:val="22"/>
+          <w:szCs w:val="22"/>
+        </w:rPr>
+      </w:sdtEndPr>
       <w:sdtContent>
         <w:p>
           <w:pPr>
-            <w:spacing w:after="0" w:line="360" w:lineRule="auto"/>
-            <w:ind w:firstLine="709"/>
+            <w:pStyle w:val="a"/>
+            <w:ind w:firstLine="0"/>
             <w:jc w:val="center"/>
             <w:rPr>
-              <w:rFonts w:ascii="Times New Roman" w:hAnsi="Times New Roman" w:cs="Times New Roman"/>
-              <w:b/>
-              <w:bCs/>
-              <w:sz w:val="28"/>
-              <w:szCs w:val="28"/>
+              <w:rStyle w:val="a1"/>
             </w:rPr>
           </w:pPr>
           <w:r>
             <w:rPr>
-              <w:rFonts w:ascii="Times New Roman" w:hAnsi="Times New Roman" w:cs="Times New Roman"/>
-              <w:b/>
-              <w:bCs/>
-              <w:sz w:val="28"/>
-              <w:szCs w:val="28"/>
+              <w:rStyle w:val="a1"/>
             </w:rPr>
             <w:t>Оглавление</w:t>
           </w:r>
@@ -819,82 +822,78 @@
             <w:tabs>
               <w:tab w:val="right" w:leader="dot" w:pos="9345"/>
             </w:tabs>
-            <w:spacing w:line="360" w:lineRule="auto"/>
             <w:rPr>
-              <w:rFonts w:ascii="Times New Roman" w:eastAsiaTheme="minorEastAsia" w:hAnsi="Times New Roman" w:cs="Times New Roman"/>
-              <w:sz w:val="28"/>
-              <w:szCs w:val="28"/>
-              <w:lang w:eastAsia="ru-RU"/>
+              <w:rFonts w:asciiTheme="minorHAnsi" w:eastAsiaTheme="minorEastAsia" w:hAnsiTheme="minorHAnsi" w:cstheme="minorBidi"/>
+              <w:noProof/>
+              <w:kern w:val="2"/>
+              <w:sz w:val="24"/>
+              <w:szCs w:val="24"/>
+              <w:lang w:val="en-US"/>
+              <w14:ligatures w14:val="standardContextual"/>
             </w:rPr>
           </w:pPr>
           <w:r>
             <w:fldChar w:fldCharType="begin"/>
           </w:r>
           <w:r>
-            <w:rPr>
-              <w:rStyle w:val="IndexLink"/>
-              <w:rFonts w:ascii="Times New Roman" w:hAnsi="Times New Roman" w:cs="Times New Roman"/>
-              <w:bCs/>
-              <w:webHidden/>
-              <w:sz w:val="28"/>
-              <w:szCs w:val="28"/>
-            </w:rPr>
-            <w:instrText xml:space="preserve"> TOC \z \o "1-3" \u \h</w:instrText>
+            <w:instrText xml:space="preserve"> TOC \o "1-3" \h \z \u </w:instrText>
           </w:r>
           <w:r>
-            <w:rPr>
-              <w:rStyle w:val="IndexLink"/>
-              <w:bCs/>
-            </w:rPr>
             <w:fldChar w:fldCharType="separate"/>
           </w:r>
-          <w:hyperlink w:anchor="_Toc127883204">
+          <w:hyperlink w:anchor="_Toc196495715" w:history="1">
             <w:r>
               <w:rPr>
-                <w:rStyle w:val="IndexLink"/>
-                <w:rFonts w:ascii="Times New Roman" w:hAnsi="Times New Roman" w:cs="Times New Roman"/>
+                <w:rStyle w:val="Hyperlink"/>
                 <w:bCs/>
-                <w:webHidden/>
-                <w:sz w:val="28"/>
-                <w:szCs w:val="28"/>
+                <w:noProof/>
               </w:rPr>
               <w:t>Цель работы</w:t>
             </w:r>
             <w:r>
               <w:rPr>
+                <w:noProof/>
+                <w:webHidden/>
+              </w:rPr>
+              <w:tab/>
+            </w:r>
+            <w:r>
+              <w:rPr>
+                <w:noProof/>
                 <w:webHidden/>
               </w:rPr>
               <w:fldChar w:fldCharType="begin"/>
             </w:r>
             <w:r>
               <w:rPr>
+                <w:noProof/>
                 <w:webHidden/>
               </w:rPr>
-              <w:instrText>PAGEREF _Toc127883204 \h</w:instrText>
+              <w:instrText xml:space="preserve"> PAGEREF _Toc196495715 \h </w:instrText>
             </w:r>
             <w:r>
               <w:rPr>
+                <w:noProof/>
                 <w:webHidden/>
               </w:rPr>
             </w:r>
             <w:r>
               <w:rPr>
+                <w:noProof/>
                 <w:webHidden/>
               </w:rPr>
               <w:fldChar w:fldCharType="separate"/>
             </w:r>
             <w:r>
               <w:rPr>
-                <w:rStyle w:val="IndexLink"/>
-                <w:rFonts w:ascii="Times New Roman" w:hAnsi="Times New Roman" w:cs="Times New Roman"/>
-                <w:sz w:val="28"/>
-                <w:szCs w:val="28"/>
-              </w:rPr>
-              <w:tab/>
-              <w:t>3</w:t>
+                <w:noProof/>
+                <w:webHidden/>
+              </w:rPr>
+              <w:t>2</w:t>
             </w:r>
             <w:r>
               <w:rPr>
+                <w:noProof/>
                 <w:webHidden/>
               </w:rPr>
               <w:fldChar w:fldCharType="end"/>
@@ -907,61 +906,68 @@
             <w:tabs>
               <w:tab w:val="right" w:leader="dot" w:pos="9345"/>
             </w:tabs>
-            <w:spacing w:line="360" w:lineRule="auto"/>
             <w:rPr>
-              <w:rFonts w:ascii="Times New Roman" w:eastAsiaTheme="minorEastAsia" w:hAnsi="Times New Roman" w:cs="Times New Roman"/>
-              <w:sz w:val="28"/>
-              <w:szCs w:val="28"/>
-              <w:lang w:eastAsia="ru-RU"/>
+              <w:rFonts w:asciiTheme="minorHAnsi" w:eastAsiaTheme="minorEastAsia" w:hAnsiTheme="minorHAnsi" w:cstheme="minorBidi"/>
+              <w:noProof/>
+              <w:kern w:val="2"/>
+              <w:sz w:val="24"/>
+              <w:szCs w:val="24"/>
+              <w:lang w:val="en-US"/>
+              <w14:ligatures w14:val="standardContextual"/>
             </w:rPr>
           </w:pPr>
-          <w:hyperlink w:anchor="_Toc127883205">
+          <w:hyperlink w:anchor="_Toc196495716" w:history="1">
             <w:r>
               <w:rPr>
-                <w:rStyle w:val="IndexLink"/>
-                <w:rFonts w:ascii="Times New Roman" w:hAnsi="Times New Roman" w:cs="Times New Roman"/>
-                <w:bCs/>
-                <w:webHidden/>
-                <w:sz w:val="28"/>
-                <w:szCs w:val="28"/>
-              </w:rPr>
-              <w:t>Теоретическая часть</w:t>
+                <w:rStyle w:val="Hyperlink"/>
+                <w:noProof/>
+              </w:rPr>
+              <w:t>Задание</w:t>
             </w:r>
             <w:r>
               <w:rPr>
+                <w:noProof/>
+                <w:webHidden/>
+              </w:rPr>
+              <w:tab/>
+            </w:r>
+            <w:r>
+              <w:rPr>
+                <w:noProof/>
                 <w:webHidden/>
               </w:rPr>
               <w:fldChar w:fldCharType="begin"/>
             </w:r>
             <w:r>
               <w:rPr>
+                <w:noProof/>
                 <w:webHidden/>
               </w:rPr>
-              <w:instrText>PAGEREF _Toc127883205 \h</w:instrText>
+              <w:instrText xml:space="preserve"> PAGEREF _Toc196495716 \h </w:instrText>
             </w:r>
             <w:r>
               <w:rPr>
+                <w:noProof/>
                 <w:webHidden/>
               </w:rPr>
             </w:r>
             <w:r>
               <w:rPr>
+                <w:noProof/>
                 <w:webHidden/>
               </w:rPr>
               <w:fldChar w:fldCharType="separate"/>
             </w:r>
             <w:r>
               <w:rPr>
-                <w:rStyle w:val="IndexLink"/>
-                <w:rFonts w:ascii="Times New Roman" w:hAnsi="Times New Roman" w:cs="Times New Roman"/>
-                <w:sz w:val="28"/>
-                <w:szCs w:val="28"/>
-              </w:rPr>
-              <w:tab/>
-              <w:t>3</w:t>
+                <w:noProof/>
+                <w:webHidden/>
+              </w:rPr>
+              <w:t>2</w:t>
             </w:r>
             <w:r>
               <w:rPr>
+                <w:noProof/>
                 <w:webHidden/>
               </w:rPr>
               <w:fldChar w:fldCharType="end"/>
@@ -974,61 +980,69 @@
             <w:tabs>
               <w:tab w:val="right" w:leader="dot" w:pos="9345"/>
             </w:tabs>
-            <w:spacing w:line="360" w:lineRule="auto"/>
             <w:rPr>
-              <w:rFonts w:ascii="Times New Roman" w:eastAsiaTheme="minorEastAsia" w:hAnsi="Times New Roman" w:cs="Times New Roman"/>
-              <w:sz w:val="28"/>
-              <w:szCs w:val="28"/>
-              <w:lang w:eastAsia="ru-RU"/>
+              <w:rFonts w:asciiTheme="minorHAnsi" w:eastAsiaTheme="minorEastAsia" w:hAnsiTheme="minorHAnsi" w:cstheme="minorBidi"/>
+              <w:noProof/>
+              <w:kern w:val="2"/>
+              <w:sz w:val="24"/>
+              <w:szCs w:val="24"/>
+              <w:lang w:val="en-US"/>
+              <w14:ligatures w14:val="standardContextual"/>
             </w:rPr>
           </w:pPr>
-          <w:hyperlink w:anchor="_Toc127883206">
+          <w:hyperlink w:anchor="_Toc196495717" w:history="1">
             <w:r>
               <w:rPr>
-                <w:rStyle w:val="IndexLink"/>
-                <w:rFonts w:ascii="Times New Roman" w:hAnsi="Times New Roman" w:cs="Times New Roman"/>
+                <w:rStyle w:val="Hyperlink"/>
                 <w:bCs/>
-                <w:webHidden/>
-                <w:sz w:val="28"/>
-                <w:szCs w:val="28"/>
+                <w:noProof/>
               </w:rPr>
               <w:t>Ход работы</w:t>
             </w:r>
             <w:r>
               <w:rPr>
+                <w:noProof/>
+                <w:webHidden/>
+              </w:rPr>
+              <w:tab/>
+            </w:r>
+            <w:r>
+              <w:rPr>
+                <w:noProof/>
                 <w:webHidden/>
               </w:rPr>
               <w:fldChar w:fldCharType="begin"/>
             </w:r>
             <w:r>
               <w:rPr>
+                <w:noProof/>
                 <w:webHidden/>
               </w:rPr>
-              <w:instrText>PAGEREF _Toc127883206 \h</w:instrText>
+              <w:instrText xml:space="preserve"> PAGEREF _Toc196495717 \h </w:instrText>
             </w:r>
             <w:r>
               <w:rPr>
+                <w:noProof/>
                 <w:webHidden/>
               </w:rPr>
             </w:r>
             <w:r>
               <w:rPr>
+                <w:noProof/>
                 <w:webHidden/>
               </w:rPr>
               <w:fldChar w:fldCharType="separate"/>
             </w:r>
             <w:r>
               <w:rPr>
-                <w:rStyle w:val="IndexLink"/>
-                <w:rFonts w:ascii="Times New Roman" w:hAnsi="Times New Roman" w:cs="Times New Roman"/>
-                <w:sz w:val="28"/>
-                <w:szCs w:val="28"/>
-              </w:rPr>
-              <w:tab/>
-              <w:t>7</w:t>
+                <w:noProof/>
+                <w:webHidden/>
+              </w:rPr>
+              <w:t>3</w:t>
             </w:r>
             <w:r>
               <w:rPr>
+                <w:noProof/>
                 <w:webHidden/>
               </w:rPr>
               <w:fldChar w:fldCharType="end"/>
@@ -1041,60 +1055,68 @@
             <w:tabs>
               <w:tab w:val="right" w:leader="dot" w:pos="9345"/>
             </w:tabs>
-            <w:spacing w:line="360" w:lineRule="auto"/>
             <w:rPr>
-              <w:rFonts w:ascii="Times New Roman" w:eastAsiaTheme="minorEastAsia" w:hAnsi="Times New Roman" w:cs="Times New Roman"/>
-              <w:sz w:val="28"/>
-              <w:szCs w:val="28"/>
-              <w:lang w:eastAsia="ru-RU"/>
+              <w:rFonts w:asciiTheme="minorHAnsi" w:eastAsiaTheme="minorEastAsia" w:hAnsiTheme="minorHAnsi" w:cstheme="minorBidi"/>
+              <w:noProof/>
+              <w:kern w:val="2"/>
+              <w:sz w:val="24"/>
+              <w:szCs w:val="24"/>
+              <w:lang w:val="en-US"/>
+              <w14:ligatures w14:val="standardContextual"/>
             </w:rPr>
           </w:pPr>
-          <w:hyperlink w:anchor="_Toc127883207">
+          <w:hyperlink w:anchor="_Toc196495718" w:history="1">
             <w:r>
               <w:rPr>
-                <w:rStyle w:val="IndexLink"/>
-                <w:rFonts w:ascii="Times New Roman" w:hAnsi="Times New Roman" w:cs="Times New Roman"/>
-                <w:webHidden/>
-                <w:sz w:val="28"/>
-                <w:szCs w:val="28"/>
+                <w:rStyle w:val="Hyperlink"/>
+                <w:noProof/>
               </w:rPr>
               <w:t>Выводы</w:t>
             </w:r>
             <w:r>
               <w:rPr>
+                <w:noProof/>
+                <w:webHidden/>
+              </w:rPr>
+              <w:tab/>
+            </w:r>
+            <w:r>
+              <w:rPr>
+                <w:noProof/>
                 <w:webHidden/>
               </w:rPr>
               <w:fldChar w:fldCharType="begin"/>
             </w:r>
             <w:r>
               <w:rPr>
+                <w:noProof/>
                 <w:webHidden/>
               </w:rPr>
-              <w:instrText>PAGEREF _Toc127883207 \h</w:instrText>
+              <w:instrText xml:space="preserve"> PAGEREF _Toc196495718 \h </w:instrText>
             </w:r>
             <w:r>
               <w:rPr>
+                <w:noProof/>
                 <w:webHidden/>
               </w:rPr>
             </w:r>
             <w:r>
               <w:rPr>
+                <w:noProof/>
                 <w:webHidden/>
               </w:rPr>
               <w:fldChar w:fldCharType="separate"/>
             </w:r>
             <w:r>
               <w:rPr>
-                <w:rStyle w:val="IndexLink"/>
-                <w:rFonts w:ascii="Times New Roman" w:hAnsi="Times New Roman" w:cs="Times New Roman"/>
-                <w:sz w:val="28"/>
-                <w:szCs w:val="28"/>
-              </w:rPr>
-              <w:tab/>
-              <w:t>8</w:t>
+                <w:noProof/>
+                <w:webHidden/>
+              </w:rPr>
+              <w:t>7</w:t>
             </w:r>
             <w:r>
               <w:rPr>
+                <w:noProof/>
                 <w:webHidden/>
               </w:rPr>
               <w:fldChar w:fldCharType="end"/>
@@ -1102,84 +1124,6 @@
           </w:hyperlink>
         </w:p>
         <w:p>
-          <w:pPr>
-            <w:pStyle w:val="TOC1"/>
-            <w:tabs>
-              <w:tab w:val="right" w:leader="dot" w:pos="9345"/>
-            </w:tabs>
-            <w:spacing w:line="360" w:lineRule="auto"/>
-            <w:rPr>
-              <w:rFonts w:ascii="Times New Roman" w:eastAsiaTheme="minorEastAsia" w:hAnsi="Times New Roman" w:cs="Times New Roman"/>
-              <w:sz w:val="28"/>
-              <w:szCs w:val="28"/>
-              <w:lang w:eastAsia="ru-RU"/>
-            </w:rPr>
-          </w:pPr>
-          <w:hyperlink w:anchor="_Toc127883208">
-            <w:r>
-              <w:rPr>
-                <w:rStyle w:val="IndexLink"/>
-                <w:rFonts w:ascii="Times New Roman" w:hAnsi="Times New Roman" w:cs="Times New Roman"/>
-                <w:webHidden/>
-                <w:sz w:val="28"/>
-                <w:szCs w:val="28"/>
-              </w:rPr>
-              <w:t>Список используемых источников</w:t>
-            </w:r>
-            <w:r>
-              <w:rPr>
-                <w:webHidden/>
-              </w:rPr>
-              <w:fldChar w:fldCharType="begin"/>
-            </w:r>
-            <w:r>
-              <w:rPr>
-                <w:webHidden/>
-              </w:rPr>
-              <w:instrText>PAGEREF _Toc127883208 \h</w:instrText>
-            </w:r>
-            <w:r>
-              <w:rPr>
-                <w:webHidden/>
-              </w:rPr>
-            </w:r>
-            <w:r>
-              <w:rPr>
-                <w:webHidden/>
-              </w:rPr>
-              <w:fldChar w:fldCharType="separate"/>
-            </w:r>
-            <w:r>
-              <w:rPr>
-                <w:rStyle w:val="IndexLink"/>
-                <w:rFonts w:ascii="Times New Roman" w:hAnsi="Times New Roman" w:cs="Times New Roman"/>
-                <w:sz w:val="28"/>
-                <w:szCs w:val="28"/>
-              </w:rPr>
-              <w:tab/>
-              <w:t>8</w:t>
-            </w:r>
-            <w:r>
-              <w:rPr>
-                <w:webHidden/>
-              </w:rPr>
-              <w:fldChar w:fldCharType="end"/>
-            </w:r>
-          </w:hyperlink>
-        </w:p>
-        <w:p>
-          <w:pPr>
-            <w:pStyle w:val="TOC1"/>
-            <w:tabs>
-              <w:tab w:val="right" w:leader="dot" w:pos="9345"/>
-            </w:tabs>
-            <w:spacing w:line="360" w:lineRule="auto"/>
-            <w:rPr>
-              <w:rFonts w:ascii="Times New Roman" w:hAnsi="Times New Roman" w:cs="Times New Roman"/>
-              <w:sz w:val="28"/>
-              <w:szCs w:val="28"/>
-            </w:rPr>
-          </w:pPr>
           <w:r>
             <w:rPr>
               <w:rFonts w:ascii="Times New Roman" w:hAnsi="Times New Roman" w:cs="Times New Roman"/>
@@ -1191,27 +1135,13 @@
         </w:p>
       </w:sdtContent>
     </w:sdt>
-    <w:p>
-      <w:pPr>
-        <w:rPr>
-          <w:rFonts w:ascii="Times New Roman" w:hAnsi="Times New Roman" w:cs="Times New Roman"/>
-          <w:sz w:val="28"/>
-          <w:szCs w:val="28"/>
-        </w:rPr>
-      </w:pPr>
-    </w:p>
-    <w:p>
-      <w:pPr>
-        <w:rPr>
-          <w:rFonts w:ascii="Times New Roman" w:hAnsi="Times New Roman" w:cs="Times New Roman"/>
-          <w:sz w:val="28"/>
-          <w:szCs w:val="28"/>
-        </w:rPr>
-      </w:pPr>
-      <w:r>
-        <w:br w:type="page"/>
-      </w:r>
-    </w:p>
+    <w:p/>
+    <w:p/>
+    <w:p/>
+    <w:p/>
+    <w:p/>
+    <w:p/>
+    <w:p/>
     <w:p>
       <w:pPr>
         <w:pStyle w:val="Heading1"/>
@@ -1221,15 +1151,15 @@
           <w:bCs/>
         </w:rPr>
       </w:pPr>
-      <w:bookmarkStart w:id="0" w:name="_Toc127883204"/>
+      <w:bookmarkStart w:id="1" w:name="_Toc196495715"/>
       <w:r>
         <w:rPr>
           <w:bCs/>
         </w:rPr>
-        <w:lastRenderedPageBreak/>
         <w:t>Цель работы</w:t>
       </w:r>
       <w:bookmarkEnd w:id="0"/>
+      <w:bookmarkEnd w:id="1"/>
     </w:p>
     <w:p>
       <w:pPr>
@@ -1252,327 +1182,201 @@
     </w:p>
     <w:p>
       <w:pPr>
-        <w:pStyle w:val="Heading1"/>
-        <w:jc w:val="center"/>
-      </w:pPr>
-      <w:bookmarkStart w:id="1" w:name="_Toc195635166"/>
+        <w:pStyle w:val="a0"/>
+      </w:pPr>
+      <w:bookmarkStart w:id="2" w:name="_Toc195635166"/>
+      <w:bookmarkStart w:id="3" w:name="_Toc196495716"/>
       <w:r>
         <w:t>Задание</w:t>
       </w:r>
-      <w:bookmarkEnd w:id="1"/>
-    </w:p>
-    <w:p>
-      <w:pPr>
-        <w:widowControl w:val="0"/>
-        <w:spacing w:before="120" w:after="0" w:line="360" w:lineRule="auto"/>
-        <w:jc w:val="both"/>
-        <w:rPr>
-          <w:rFonts w:ascii="Times New Roman" w:hAnsi="Times New Roman" w:cs="Times New Roman"/>
-          <w:sz w:val="28"/>
-          <w:szCs w:val="28"/>
-        </w:rPr>
-      </w:pPr>
-      <w:r>
-        <w:rPr>
-          <w:rFonts w:ascii="Times New Roman" w:hAnsi="Times New Roman" w:cs="Times New Roman"/>
-          <w:sz w:val="28"/>
-          <w:szCs w:val="28"/>
-        </w:rPr>
-        <w:t xml:space="preserve">В ходе практического задания </w:t>
-      </w:r>
-      <w:r>
-        <w:rPr>
-          <w:rFonts w:ascii="Times New Roman" w:hAnsi="Times New Roman" w:cs="Times New Roman"/>
-          <w:sz w:val="28"/>
-          <w:szCs w:val="28"/>
-        </w:rPr>
-        <w:t>необходимо выполнить следующие пункты:</w:t>
-      </w:r>
-    </w:p>
-    <w:p>
-      <w:pPr>
-        <w:pStyle w:val="ListParagraph"/>
-        <w:widowControl w:val="0"/>
+      <w:bookmarkEnd w:id="2"/>
+      <w:bookmarkEnd w:id="3"/>
+    </w:p>
+    <w:p>
+      <w:pPr>
+        <w:pStyle w:val="a"/>
+      </w:pPr>
+      <w:r>
+        <w:t>В ходе практического задания необходимо выполнить следующие пункты:</w:t>
+      </w:r>
+    </w:p>
+    <w:p>
+      <w:pPr>
+        <w:pStyle w:val="a"/>
         <w:numPr>
           <w:ilvl w:val="0"/>
-          <w:numId w:val="1"/>
+          <w:numId w:val="3"/>
         </w:numPr>
-        <w:spacing w:before="120" w:after="0" w:line="360" w:lineRule="auto"/>
-        <w:jc w:val="both"/>
-        <w:rPr>
-          <w:rFonts w:ascii="Times New Roman" w:hAnsi="Times New Roman" w:cs="Times New Roman"/>
-          <w:sz w:val="28"/>
-          <w:szCs w:val="28"/>
-        </w:rPr>
-      </w:pPr>
-      <w:r>
-        <w:rPr>
-          <w:rFonts w:ascii="Times New Roman" w:hAnsi="Times New Roman" w:cs="Times New Roman"/>
-          <w:sz w:val="28"/>
-          <w:szCs w:val="28"/>
-        </w:rPr>
+        <w:tabs>
+          <w:tab w:val="left" w:pos="993"/>
+        </w:tabs>
+        <w:ind w:left="0" w:firstLine="709"/>
+      </w:pPr>
+      <w:r>
         <w:t xml:space="preserve">изучить видеоматериал по данному заданию; </w:t>
       </w:r>
     </w:p>
     <w:p>
       <w:pPr>
-        <w:pStyle w:val="ListParagraph"/>
-        <w:widowControl w:val="0"/>
+        <w:pStyle w:val="a"/>
         <w:numPr>
           <w:ilvl w:val="0"/>
-          <w:numId w:val="1"/>
+          <w:numId w:val="3"/>
         </w:numPr>
-        <w:spacing w:before="120" w:after="0" w:line="360" w:lineRule="auto"/>
-        <w:jc w:val="both"/>
-        <w:rPr>
-          <w:rFonts w:ascii="Times New Roman" w:hAnsi="Times New Roman" w:cs="Times New Roman"/>
-          <w:sz w:val="28"/>
-          <w:szCs w:val="28"/>
-        </w:rPr>
-      </w:pPr>
-      <w:r>
-        <w:rPr>
-          <w:rFonts w:ascii="Times New Roman" w:hAnsi="Times New Roman" w:cs="Times New Roman"/>
-          <w:sz w:val="28"/>
-          <w:szCs w:val="28"/>
-        </w:rPr>
+        <w:tabs>
+          <w:tab w:val="left" w:pos="993"/>
+        </w:tabs>
+        <w:ind w:left="0" w:firstLine="709"/>
+      </w:pPr>
+      <w:r>
         <w:t xml:space="preserve">открыть ресурс mixamo.com и выбрать персонажа; </w:t>
       </w:r>
     </w:p>
     <w:p>
       <w:pPr>
-        <w:pStyle w:val="ListParagraph"/>
-        <w:widowControl w:val="0"/>
+        <w:pStyle w:val="a"/>
         <w:numPr>
           <w:ilvl w:val="0"/>
-          <w:numId w:val="1"/>
+          <w:numId w:val="3"/>
         </w:numPr>
-        <w:spacing w:before="120" w:after="0" w:line="360" w:lineRule="auto"/>
-        <w:jc w:val="both"/>
-        <w:rPr>
-          <w:rFonts w:ascii="Times New Roman" w:hAnsi="Times New Roman" w:cs="Times New Roman"/>
-          <w:sz w:val="28"/>
-          <w:szCs w:val="28"/>
-        </w:rPr>
-      </w:pPr>
-      <w:r>
-        <w:rPr>
-          <w:rFonts w:ascii="Times New Roman" w:hAnsi="Times New Roman" w:cs="Times New Roman"/>
-          <w:sz w:val="28"/>
-          <w:szCs w:val="28"/>
-        </w:rPr>
+        <w:tabs>
+          <w:tab w:val="left" w:pos="993"/>
+        </w:tabs>
+        <w:ind w:left="0" w:firstLine="709"/>
+      </w:pPr>
+      <w:r>
         <w:t xml:space="preserve">скачать персонажа; </w:t>
       </w:r>
     </w:p>
     <w:p>
       <w:pPr>
-        <w:pStyle w:val="ListParagraph"/>
-        <w:widowControl w:val="0"/>
+        <w:pStyle w:val="a"/>
         <w:numPr>
           <w:ilvl w:val="0"/>
-          <w:numId w:val="1"/>
+          <w:numId w:val="3"/>
         </w:numPr>
-        <w:spacing w:before="120" w:after="0" w:line="360" w:lineRule="auto"/>
-        <w:jc w:val="both"/>
-        <w:rPr>
-          <w:rFonts w:ascii="Times New Roman" w:hAnsi="Times New Roman" w:cs="Times New Roman"/>
-          <w:sz w:val="28"/>
-          <w:szCs w:val="28"/>
-        </w:rPr>
-      </w:pPr>
-      <w:r>
-        <w:rPr>
-          <w:rFonts w:ascii="Times New Roman" w:hAnsi="Times New Roman" w:cs="Times New Roman"/>
-          <w:sz w:val="28"/>
-          <w:szCs w:val="28"/>
-        </w:rPr>
+        <w:tabs>
+          <w:tab w:val="left" w:pos="993"/>
+        </w:tabs>
+        <w:ind w:left="0" w:firstLine="709"/>
+      </w:pPr>
+      <w:r>
         <w:t>подобрать необходимые анимации для персонажа;</w:t>
       </w:r>
     </w:p>
     <w:p>
       <w:pPr>
-        <w:pStyle w:val="ListParagraph"/>
-        <w:widowControl w:val="0"/>
+        <w:pStyle w:val="a"/>
         <w:numPr>
           <w:ilvl w:val="0"/>
-          <w:numId w:val="1"/>
+          <w:numId w:val="3"/>
         </w:numPr>
-        <w:spacing w:before="120" w:after="0" w:line="360" w:lineRule="auto"/>
-        <w:jc w:val="both"/>
-        <w:rPr>
-          <w:rFonts w:ascii="Times New Roman" w:hAnsi="Times New Roman" w:cs="Times New Roman"/>
-          <w:sz w:val="28"/>
-          <w:szCs w:val="28"/>
-        </w:rPr>
-      </w:pPr>
-      <w:r>
-        <w:rPr>
-          <w:rFonts w:ascii="Times New Roman" w:hAnsi="Times New Roman" w:cs="Times New Roman"/>
-          <w:sz w:val="28"/>
-          <w:szCs w:val="28"/>
-        </w:rPr>
-        <w:t xml:space="preserve"> загрузить модель и </w:t>
+        <w:tabs>
+          <w:tab w:val="left" w:pos="993"/>
+        </w:tabs>
+        <w:ind w:left="0" w:firstLine="709"/>
+      </w:pPr>
+      <w:r>
+        <w:t xml:space="preserve">загрузить модель и </w:t>
       </w:r>
       <w:proofErr w:type="gramStart"/>
       <w:r>
-        <w:rPr>
-          <w:rFonts w:ascii="Times New Roman" w:hAnsi="Times New Roman" w:cs="Times New Roman"/>
-          <w:sz w:val="28"/>
-          <w:szCs w:val="28"/>
-        </w:rPr>
         <w:t>анимации</w:t>
       </w:r>
       <w:proofErr w:type="gramEnd"/>
       <w:r>
-        <w:rPr>
-          <w:rFonts w:ascii="Times New Roman" w:hAnsi="Times New Roman" w:cs="Times New Roman"/>
-          <w:sz w:val="28"/>
-          <w:szCs w:val="28"/>
-        </w:rPr>
         <w:t xml:space="preserve"> и персонажа в </w:t>
       </w:r>
       <w:proofErr w:type="spellStart"/>
       <w:r>
-        <w:rPr>
-          <w:rFonts w:ascii="Times New Roman" w:hAnsi="Times New Roman" w:cs="Times New Roman"/>
-          <w:sz w:val="28"/>
-          <w:szCs w:val="28"/>
-        </w:rPr>
         <w:t>Unity</w:t>
       </w:r>
       <w:proofErr w:type="spellEnd"/>
       <w:r>
-        <w:rPr>
-          <w:rFonts w:ascii="Times New Roman" w:hAnsi="Times New Roman" w:cs="Times New Roman"/>
-          <w:sz w:val="28"/>
-          <w:szCs w:val="28"/>
-        </w:rPr>
         <w:t>;</w:t>
       </w:r>
     </w:p>
     <w:p>
       <w:pPr>
-        <w:pStyle w:val="ListParagraph"/>
-        <w:widowControl w:val="0"/>
+        <w:pStyle w:val="a"/>
         <w:numPr>
           <w:ilvl w:val="0"/>
-          <w:numId w:val="1"/>
+          <w:numId w:val="3"/>
         </w:numPr>
-        <w:spacing w:before="120" w:after="0" w:line="360" w:lineRule="auto"/>
-        <w:jc w:val="both"/>
-        <w:rPr>
-          <w:rFonts w:ascii="Times New Roman" w:hAnsi="Times New Roman" w:cs="Times New Roman"/>
-          <w:sz w:val="28"/>
-          <w:szCs w:val="28"/>
-        </w:rPr>
-      </w:pPr>
-      <w:r>
-        <w:rPr>
-          <w:rFonts w:ascii="Times New Roman" w:hAnsi="Times New Roman" w:cs="Times New Roman"/>
-          <w:sz w:val="28"/>
-          <w:szCs w:val="28"/>
-        </w:rPr>
-        <w:t xml:space="preserve"> добавить персонажа на сцену; </w:t>
-      </w:r>
-    </w:p>
-    <w:p>
-      <w:pPr>
-        <w:pStyle w:val="ListParagraph"/>
-        <w:widowControl w:val="0"/>
+        <w:tabs>
+          <w:tab w:val="left" w:pos="993"/>
+        </w:tabs>
+        <w:ind w:left="0" w:firstLine="709"/>
+      </w:pPr>
+      <w:r>
+        <w:t xml:space="preserve">добавить персонажа на сцену; </w:t>
+      </w:r>
+    </w:p>
+    <w:p>
+      <w:pPr>
+        <w:pStyle w:val="a"/>
         <w:numPr>
           <w:ilvl w:val="0"/>
-          <w:numId w:val="1"/>
+          <w:numId w:val="3"/>
         </w:numPr>
-        <w:spacing w:before="120" w:after="0" w:line="360" w:lineRule="auto"/>
-        <w:jc w:val="both"/>
-        <w:rPr>
-          <w:rFonts w:ascii="Times New Roman" w:hAnsi="Times New Roman" w:cs="Times New Roman"/>
-          <w:sz w:val="28"/>
-          <w:szCs w:val="28"/>
-        </w:rPr>
-      </w:pPr>
-      <w:r>
-        <w:rPr>
-          <w:rFonts w:ascii="Times New Roman" w:hAnsi="Times New Roman" w:cs="Times New Roman"/>
-          <w:sz w:val="28"/>
-          <w:szCs w:val="28"/>
-        </w:rPr>
+        <w:tabs>
+          <w:tab w:val="left" w:pos="993"/>
+        </w:tabs>
+        <w:ind w:left="0" w:firstLine="709"/>
+      </w:pPr>
+      <w:r>
         <w:t xml:space="preserve">настроить анимации для персонажа и логику их переходов в зависимости от состояний; </w:t>
       </w:r>
     </w:p>
     <w:p>
       <w:pPr>
-        <w:pStyle w:val="ListParagraph"/>
-        <w:widowControl w:val="0"/>
+        <w:pStyle w:val="a"/>
         <w:numPr>
           <w:ilvl w:val="0"/>
-          <w:numId w:val="1"/>
+          <w:numId w:val="3"/>
         </w:numPr>
-        <w:spacing w:before="120" w:after="0" w:line="360" w:lineRule="auto"/>
-        <w:jc w:val="both"/>
-        <w:rPr>
-          <w:rFonts w:ascii="Times New Roman" w:hAnsi="Times New Roman" w:cs="Times New Roman"/>
-          <w:sz w:val="28"/>
-          <w:szCs w:val="28"/>
-        </w:rPr>
-      </w:pPr>
-      <w:r>
-        <w:rPr>
-          <w:rFonts w:ascii="Times New Roman" w:hAnsi="Times New Roman" w:cs="Times New Roman"/>
-          <w:sz w:val="28"/>
-          <w:szCs w:val="28"/>
-        </w:rPr>
+        <w:tabs>
+          <w:tab w:val="left" w:pos="993"/>
+        </w:tabs>
+        <w:ind w:left="0" w:firstLine="709"/>
+      </w:pPr>
+      <w:r>
         <w:t xml:space="preserve">использовать Animation Event для реализации любой механики; </w:t>
       </w:r>
     </w:p>
     <w:p>
       <w:pPr>
-        <w:pStyle w:val="ListParagraph"/>
-        <w:widowControl w:val="0"/>
+        <w:pStyle w:val="a"/>
         <w:numPr>
           <w:ilvl w:val="0"/>
-          <w:numId w:val="1"/>
+          <w:numId w:val="3"/>
         </w:numPr>
-        <w:spacing w:before="120" w:after="0" w:line="360" w:lineRule="auto"/>
-        <w:jc w:val="both"/>
-        <w:rPr>
-          <w:rFonts w:ascii="Times New Roman" w:hAnsi="Times New Roman" w:cs="Times New Roman"/>
-          <w:sz w:val="28"/>
-          <w:szCs w:val="28"/>
-        </w:rPr>
-      </w:pPr>
-      <w:r>
-        <w:rPr>
-          <w:rFonts w:ascii="Times New Roman" w:hAnsi="Times New Roman" w:cs="Times New Roman"/>
-          <w:sz w:val="28"/>
-          <w:szCs w:val="28"/>
-        </w:rPr>
+        <w:tabs>
+          <w:tab w:val="left" w:pos="993"/>
+        </w:tabs>
+        <w:ind w:left="0" w:firstLine="709"/>
+      </w:pPr>
+      <w:r>
         <w:t xml:space="preserve">реализовать полностью рабочую машину состояний, с учётом анимаций; </w:t>
       </w:r>
     </w:p>
     <w:p>
       <w:pPr>
-        <w:pStyle w:val="ListParagraph"/>
-        <w:widowControl w:val="0"/>
+        <w:pStyle w:val="a"/>
         <w:numPr>
           <w:ilvl w:val="0"/>
-          <w:numId w:val="1"/>
+          <w:numId w:val="3"/>
         </w:numPr>
-        <w:spacing w:before="120" w:after="0" w:line="360" w:lineRule="auto"/>
-        <w:jc w:val="both"/>
-        <w:rPr>
-          <w:rFonts w:ascii="Times New Roman" w:hAnsi="Times New Roman" w:cs="Times New Roman"/>
-          <w:sz w:val="28"/>
-          <w:szCs w:val="28"/>
-        </w:rPr>
-      </w:pPr>
-      <w:r>
-        <w:rPr>
-          <w:rFonts w:ascii="Times New Roman" w:hAnsi="Times New Roman" w:cs="Times New Roman"/>
-          <w:sz w:val="28"/>
-          <w:szCs w:val="28"/>
-        </w:rPr>
-        <w:t xml:space="preserve"> протестировать; </w:t>
+        <w:tabs>
+          <w:tab w:val="left" w:pos="993"/>
+        </w:tabs>
+        <w:ind w:left="0" w:firstLine="709"/>
+      </w:pPr>
+      <w:r>
+        <w:t>протестировать</w:t>
+      </w:r>
+      <w:r>
+        <w:t>.</w:t>
       </w:r>
     </w:p>
     <w:p>
@@ -1584,14 +1388,17 @@
           <w:bCs/>
         </w:rPr>
       </w:pPr>
-      <w:bookmarkStart w:id="2" w:name="_Toc127883206"/>
+      <w:bookmarkStart w:id="4" w:name="_Toc127883206"/>
+      <w:bookmarkStart w:id="5" w:name="_Toc196495717"/>
       <w:r>
         <w:rPr>
           <w:bCs/>
         </w:rPr>
+        <w:lastRenderedPageBreak/>
         <w:t>Ход работы</w:t>
       </w:r>
-      <w:bookmarkEnd w:id="2"/>
+      <w:bookmarkEnd w:id="4"/>
+      <w:bookmarkEnd w:id="5"/>
     </w:p>
     <w:p>
       <w:pPr>
@@ -1682,12 +1489,7 @@
     </w:p>
     <w:p>
       <w:pPr>
-        <w:pStyle w:val="Heading1"/>
-        <w:ind w:firstLine="0"/>
-        <w:jc w:val="center"/>
-        <w:rPr>
-          <w:b w:val="0"/>
-        </w:rPr>
+        <w:pStyle w:val="a"/>
       </w:pPr>
       <w:r>
         <w:rPr>
@@ -1857,33 +1659,18 @@
           <w:sz w:val="28"/>
           <w:szCs w:val="28"/>
         </w:rPr>
-        <w:t xml:space="preserve"> </w:t>
-      </w:r>
-      <w:r>
-        <w:rPr>
-          <w:sz w:val="28"/>
-          <w:szCs w:val="28"/>
-        </w:rPr>
-        <w:t>mixamo.com, куда была загружена модель (см. рисунок 10.2), для нее выбраны</w:t>
-      </w:r>
-      <w:r>
-        <w:rPr>
-          <w:sz w:val="28"/>
-          <w:szCs w:val="28"/>
-        </w:rPr>
-        <w:t xml:space="preserve"> анимации из доступных в данном ресурсе.</w:t>
-      </w:r>
-    </w:p>
-    <w:p>
-      <w:pPr>
-        <w:spacing w:after="0" w:line="360" w:lineRule="auto"/>
-        <w:jc w:val="center"/>
-        <w:outlineLvl w:val="0"/>
+        <w:t xml:space="preserve"> mixamo.com, куда была загружена модель (см. рисунок 10.2), для нее выбраны анимации из доступных в данном ресурсе.</w:t>
+      </w:r>
+    </w:p>
+    <w:p>
+      <w:pPr>
+        <w:pStyle w:val="a"/>
       </w:pPr>
       <w:r>
         <w:rPr>
           <w:noProof/>
         </w:rPr>
+        <w:lastRenderedPageBreak/>
         <w:drawing>
           <wp:inline distT="0" distB="0" distL="0" distR="0" wp14:anchorId="4913B9FE" wp14:editId="2047C593">
             <wp:extent cx="5534025" cy="2736215"/>
@@ -1930,279 +1717,148 @@
         </w:drawing>
       </w:r>
       <w:r>
-        <w:rPr>
-          <w:rFonts w:ascii="Times New Roman" w:hAnsi="Times New Roman" w:cs="Times New Roman"/>
-          <w:sz w:val="28"/>
-          <w:szCs w:val="28"/>
-        </w:rPr>
         <w:t xml:space="preserve">Рисунок 10.2. Выбранная модель </w:t>
       </w:r>
       <w:proofErr w:type="gramStart"/>
       <w:r>
-        <w:rPr>
-          <w:rFonts w:ascii="Times New Roman" w:hAnsi="Times New Roman" w:cs="Times New Roman"/>
-          <w:sz w:val="28"/>
-          <w:szCs w:val="28"/>
-        </w:rPr>
         <w:t>в  mixamo.com</w:t>
       </w:r>
       <w:proofErr w:type="gramEnd"/>
     </w:p>
     <w:p>
       <w:pPr>
-        <w:spacing w:after="0" w:line="360" w:lineRule="auto"/>
-        <w:ind w:firstLine="720"/>
-        <w:jc w:val="both"/>
-        <w:outlineLvl w:val="0"/>
-      </w:pPr>
-      <w:r>
-        <w:rPr>
-          <w:rFonts w:ascii="Times New Roman" w:hAnsi="Times New Roman" w:cs="Times New Roman"/>
-          <w:sz w:val="28"/>
-          <w:szCs w:val="28"/>
-        </w:rPr>
+        <w:pStyle w:val="a"/>
+      </w:pPr>
+      <w:r>
         <w:t xml:space="preserve">Были выбраны следующие анимации </w:t>
       </w:r>
       <w:proofErr w:type="spellStart"/>
       <w:r>
-        <w:rPr>
-          <w:rFonts w:ascii="Times New Roman" w:hAnsi="Times New Roman" w:cs="Times New Roman"/>
-          <w:sz w:val="28"/>
-          <w:szCs w:val="28"/>
-        </w:rPr>
         <w:t>анимации</w:t>
       </w:r>
       <w:proofErr w:type="spellEnd"/>
       <w:r>
-        <w:rPr>
-          <w:rFonts w:ascii="Times New Roman" w:hAnsi="Times New Roman" w:cs="Times New Roman"/>
-          <w:sz w:val="28"/>
-          <w:szCs w:val="28"/>
-        </w:rPr>
         <w:t xml:space="preserve"> — </w:t>
       </w:r>
       <w:r>
         <w:rPr>
-          <w:rFonts w:ascii="Times New Roman" w:hAnsi="Times New Roman" w:cs="Times New Roman"/>
-          <w:sz w:val="28"/>
-          <w:szCs w:val="28"/>
           <w:lang w:val="en-US"/>
         </w:rPr>
         <w:t>Mutant</w:t>
       </w:r>
       <w:r>
-        <w:rPr>
-          <w:rFonts w:ascii="Times New Roman" w:hAnsi="Times New Roman" w:cs="Times New Roman"/>
-          <w:sz w:val="28"/>
-          <w:szCs w:val="28"/>
-        </w:rPr>
         <w:t xml:space="preserve"> </w:t>
       </w:r>
       <w:r>
         <w:rPr>
-          <w:rFonts w:ascii="Times New Roman" w:hAnsi="Times New Roman" w:cs="Times New Roman"/>
-          <w:sz w:val="28"/>
-          <w:szCs w:val="28"/>
           <w:lang w:val="en-US"/>
         </w:rPr>
         <w:t>Walking</w:t>
       </w:r>
       <w:r>
-        <w:rPr>
-          <w:rFonts w:ascii="Times New Roman" w:hAnsi="Times New Roman" w:cs="Times New Roman"/>
-          <w:sz w:val="28"/>
-          <w:szCs w:val="28"/>
-        </w:rPr>
         <w:t xml:space="preserve"> </w:t>
       </w:r>
       <w:r>
-        <w:rPr>
-          <w:rFonts w:ascii="Times New Roman" w:hAnsi="Times New Roman" w:cs="Times New Roman"/>
-          <w:sz w:val="28"/>
-          <w:szCs w:val="28"/>
-        </w:rPr>
         <w:t>(скриншот врага, исполняющего эту анимацию в mixamo.com, представлен на рисунке 10.3)</w:t>
       </w:r>
       <w:r>
-        <w:rPr>
-          <w:rFonts w:ascii="Times New Roman" w:hAnsi="Times New Roman" w:cs="Times New Roman"/>
-          <w:sz w:val="28"/>
-          <w:szCs w:val="28"/>
-        </w:rPr>
         <w:t xml:space="preserve">, </w:t>
       </w:r>
       <w:r>
         <w:rPr>
-          <w:rFonts w:ascii="Times New Roman" w:hAnsi="Times New Roman" w:cs="Times New Roman"/>
-          <w:sz w:val="28"/>
-          <w:szCs w:val="28"/>
           <w:lang w:val="en-US"/>
         </w:rPr>
         <w:t>Mutant</w:t>
       </w:r>
       <w:r>
-        <w:rPr>
-          <w:rFonts w:ascii="Times New Roman" w:hAnsi="Times New Roman" w:cs="Times New Roman"/>
-          <w:sz w:val="28"/>
-          <w:szCs w:val="28"/>
-        </w:rPr>
         <w:t xml:space="preserve"> </w:t>
       </w:r>
       <w:r>
         <w:rPr>
-          <w:rFonts w:ascii="Times New Roman" w:hAnsi="Times New Roman" w:cs="Times New Roman"/>
-          <w:sz w:val="28"/>
-          <w:szCs w:val="28"/>
           <w:lang w:val="en-US"/>
         </w:rPr>
         <w:t>Breathing</w:t>
       </w:r>
       <w:r>
-        <w:rPr>
-          <w:rFonts w:ascii="Times New Roman" w:hAnsi="Times New Roman" w:cs="Times New Roman"/>
-          <w:sz w:val="28"/>
-          <w:szCs w:val="28"/>
-        </w:rPr>
         <w:t xml:space="preserve"> </w:t>
       </w:r>
       <w:r>
         <w:rPr>
-          <w:rFonts w:ascii="Times New Roman" w:hAnsi="Times New Roman" w:cs="Times New Roman"/>
-          <w:sz w:val="28"/>
-          <w:szCs w:val="28"/>
           <w:lang w:val="en-US"/>
         </w:rPr>
         <w:t>Idle</w:t>
       </w:r>
       <w:r>
-        <w:rPr>
-          <w:rFonts w:ascii="Times New Roman" w:hAnsi="Times New Roman" w:cs="Times New Roman"/>
-          <w:sz w:val="28"/>
-          <w:szCs w:val="28"/>
-        </w:rPr>
         <w:t xml:space="preserve"> </w:t>
       </w:r>
       <w:r>
-        <w:rPr>
-          <w:rFonts w:ascii="Times New Roman" w:hAnsi="Times New Roman" w:cs="Times New Roman"/>
-          <w:sz w:val="28"/>
-          <w:szCs w:val="28"/>
-        </w:rPr>
         <w:t>(скриншот врага, исполняющего эту анимацию в mixamo.com, представлен на рисунке 10.4)</w:t>
       </w:r>
       <w:r>
-        <w:rPr>
-          <w:rFonts w:ascii="Times New Roman" w:hAnsi="Times New Roman" w:cs="Times New Roman"/>
-          <w:sz w:val="28"/>
-          <w:szCs w:val="28"/>
-        </w:rPr>
         <w:t xml:space="preserve">, </w:t>
       </w:r>
       <w:r>
         <w:rPr>
-          <w:rFonts w:ascii="Times New Roman" w:hAnsi="Times New Roman" w:cs="Times New Roman"/>
-          <w:sz w:val="28"/>
-          <w:szCs w:val="28"/>
           <w:lang w:val="en-US"/>
         </w:rPr>
         <w:t>Standing</w:t>
       </w:r>
       <w:r>
-        <w:rPr>
-          <w:rFonts w:ascii="Times New Roman" w:hAnsi="Times New Roman" w:cs="Times New Roman"/>
-          <w:sz w:val="28"/>
-          <w:szCs w:val="28"/>
-        </w:rPr>
         <w:t xml:space="preserve"> </w:t>
       </w:r>
       <w:r>
         <w:rPr>
-          <w:rFonts w:ascii="Times New Roman" w:hAnsi="Times New Roman" w:cs="Times New Roman"/>
-          <w:sz w:val="28"/>
-          <w:szCs w:val="28"/>
           <w:lang w:val="en-US"/>
         </w:rPr>
         <w:t>Melee</w:t>
       </w:r>
       <w:r>
-        <w:rPr>
-          <w:rFonts w:ascii="Times New Roman" w:hAnsi="Times New Roman" w:cs="Times New Roman"/>
-          <w:sz w:val="28"/>
-          <w:szCs w:val="28"/>
-        </w:rPr>
         <w:t xml:space="preserve"> </w:t>
       </w:r>
       <w:r>
         <w:rPr>
-          <w:rFonts w:ascii="Times New Roman" w:hAnsi="Times New Roman" w:cs="Times New Roman"/>
-          <w:sz w:val="28"/>
-          <w:szCs w:val="28"/>
           <w:lang w:val="en-US"/>
         </w:rPr>
         <w:t>Combo</w:t>
       </w:r>
       <w:r>
-        <w:rPr>
-          <w:rFonts w:ascii="Times New Roman" w:hAnsi="Times New Roman" w:cs="Times New Roman"/>
-          <w:sz w:val="28"/>
-          <w:szCs w:val="28"/>
-        </w:rPr>
         <w:t xml:space="preserve"> </w:t>
       </w:r>
       <w:r>
         <w:rPr>
-          <w:rFonts w:ascii="Times New Roman" w:hAnsi="Times New Roman" w:cs="Times New Roman"/>
-          <w:sz w:val="28"/>
-          <w:szCs w:val="28"/>
           <w:lang w:val="en-US"/>
         </w:rPr>
         <w:t>Attack</w:t>
       </w:r>
       <w:r>
-        <w:rPr>
-          <w:rFonts w:ascii="Times New Roman" w:hAnsi="Times New Roman" w:cs="Times New Roman"/>
-          <w:sz w:val="28"/>
-          <w:szCs w:val="28"/>
-        </w:rPr>
         <w:t xml:space="preserve"> </w:t>
       </w:r>
       <w:r>
         <w:rPr>
-          <w:rFonts w:ascii="Times New Roman" w:hAnsi="Times New Roman" w:cs="Times New Roman"/>
-          <w:sz w:val="28"/>
-          <w:szCs w:val="28"/>
           <w:lang w:val="en-US"/>
         </w:rPr>
         <w:t>Ver</w:t>
       </w:r>
       <w:r>
-        <w:rPr>
-          <w:rFonts w:ascii="Times New Roman" w:hAnsi="Times New Roman" w:cs="Times New Roman"/>
-          <w:sz w:val="28"/>
-          <w:szCs w:val="28"/>
-        </w:rPr>
         <w:t xml:space="preserve">. 2 </w:t>
       </w:r>
       <w:r>
-        <w:rPr>
-          <w:rFonts w:ascii="Times New Roman" w:hAnsi="Times New Roman" w:cs="Times New Roman"/>
-          <w:sz w:val="28"/>
-          <w:szCs w:val="28"/>
-        </w:rPr>
         <w:t>(скриншот врага, исполняющего эту анимацию в mixamo.com, представлен на рисунке 10.5).</w:t>
       </w:r>
     </w:p>
     <w:p>
       <w:pPr>
-        <w:spacing w:after="0" w:line="360" w:lineRule="auto"/>
-        <w:jc w:val="center"/>
-        <w:outlineLvl w:val="0"/>
+        <w:pStyle w:val="a"/>
+        <w:rPr>
+          <w:rFonts w:asciiTheme="minorHAnsi" w:hAnsiTheme="minorHAnsi" w:cstheme="minorBidi"/>
+          <w:sz w:val="22"/>
+          <w:szCs w:val="22"/>
+        </w:rPr>
       </w:pPr>
       <w:r>
         <w:rPr>
           <w:noProof/>
         </w:rPr>
-        <w:lastRenderedPageBreak/>
         <w:drawing>
           <wp:inline distT="0" distB="0" distL="0" distR="0" wp14:anchorId="02D0680A" wp14:editId="6E286F6E">
             <wp:extent cx="3756025" cy="3316605"/>
@@ -2263,85 +1919,52 @@
     </w:p>
     <w:p>
       <w:pPr>
-        <w:spacing w:after="0" w:line="360" w:lineRule="auto"/>
-        <w:jc w:val="center"/>
-        <w:outlineLvl w:val="0"/>
-      </w:pPr>
-      <w:r>
-        <w:rPr>
-          <w:rFonts w:ascii="Times New Roman" w:hAnsi="Times New Roman" w:cs="Times New Roman"/>
-          <w:sz w:val="28"/>
-          <w:szCs w:val="28"/>
-        </w:rPr>
+        <w:pStyle w:val="a"/>
+        <w:rPr>
+          <w:rFonts w:asciiTheme="minorHAnsi" w:hAnsiTheme="minorHAnsi" w:cstheme="minorBidi"/>
+          <w:sz w:val="22"/>
+          <w:szCs w:val="22"/>
+        </w:rPr>
+      </w:pPr>
+      <w:r>
         <w:t xml:space="preserve">Рисунок 10.3 Модель врага, исполняющего анимацию </w:t>
       </w:r>
       <w:r>
         <w:rPr>
-          <w:rFonts w:ascii="Times New Roman" w:hAnsi="Times New Roman" w:cs="Times New Roman"/>
-          <w:sz w:val="28"/>
-          <w:szCs w:val="28"/>
           <w:lang w:val="en-US"/>
         </w:rPr>
         <w:t>Mutant</w:t>
       </w:r>
       <w:r>
-        <w:rPr>
-          <w:rFonts w:ascii="Times New Roman" w:hAnsi="Times New Roman" w:cs="Times New Roman"/>
-          <w:sz w:val="28"/>
-          <w:szCs w:val="28"/>
-        </w:rPr>
         <w:t xml:space="preserve"> </w:t>
       </w:r>
       <w:proofErr w:type="gramStart"/>
       <w:r>
         <w:rPr>
-          <w:rFonts w:ascii="Times New Roman" w:hAnsi="Times New Roman" w:cs="Times New Roman"/>
-          <w:sz w:val="28"/>
-          <w:szCs w:val="28"/>
           <w:lang w:val="en-US"/>
         </w:rPr>
         <w:t>Walking</w:t>
       </w:r>
       <w:r>
-        <w:rPr>
-          <w:rFonts w:ascii="Times New Roman" w:hAnsi="Times New Roman" w:cs="Times New Roman"/>
-          <w:sz w:val="28"/>
-          <w:szCs w:val="28"/>
-        </w:rPr>
         <w:t xml:space="preserve">  </w:t>
       </w:r>
       <w:r>
-        <w:rPr>
-          <w:rFonts w:ascii="Times New Roman" w:hAnsi="Times New Roman" w:cs="Times New Roman"/>
-          <w:sz w:val="28"/>
-          <w:szCs w:val="28"/>
-        </w:rPr>
         <w:t>в</w:t>
       </w:r>
       <w:proofErr w:type="gramEnd"/>
       <w:r>
-        <w:rPr>
-          <w:rFonts w:ascii="Times New Roman" w:hAnsi="Times New Roman" w:cs="Times New Roman"/>
-          <w:sz w:val="28"/>
-          <w:szCs w:val="28"/>
-        </w:rPr>
         <w:t xml:space="preserve"> mixamo.com</w:t>
       </w:r>
     </w:p>
     <w:p>
       <w:pPr>
-        <w:pStyle w:val="Heading1"/>
-        <w:ind w:firstLine="0"/>
-        <w:jc w:val="center"/>
-        <w:rPr>
-          <w:b w:val="0"/>
-        </w:rPr>
-      </w:pPr>
-      <w:r>
-        <w:rPr>
-          <w:b w:val="0"/>
+        <w:pStyle w:val="a"/>
+      </w:pPr>
+      <w:r>
+        <w:rPr>
           <w:noProof/>
         </w:rPr>
+        <w:lastRenderedPageBreak/>
         <w:drawing>
           <wp:inline distT="0" distB="0" distL="0" distR="0" wp14:anchorId="336F0748" wp14:editId="67587876">
             <wp:extent cx="4254500" cy="3906520"/>
@@ -2390,43 +2013,37 @@
     </w:p>
     <w:p>
       <w:pPr>
-        <w:pStyle w:val="a1"/>
+        <w:pStyle w:val="a"/>
         <w:ind w:firstLine="0"/>
         <w:jc w:val="center"/>
       </w:pPr>
       <w:r>
         <w:t xml:space="preserve">Рисунок 10.3 Модель врага, исполняющего анимацию </w:t>
       </w:r>
-      <w:r>
-        <w:rPr>
-          <w:lang w:val="en-US"/>
-        </w:rPr>
+      <w:proofErr w:type="spellStart"/>
+      <w:r>
         <w:t>Mutant</w:t>
       </w:r>
+      <w:proofErr w:type="spellEnd"/>
       <w:r>
         <w:t xml:space="preserve"> </w:t>
       </w:r>
-      <w:r>
-        <w:rPr>
-          <w:lang w:val="en-US"/>
-        </w:rPr>
+      <w:proofErr w:type="spellStart"/>
+      <w:r>
         <w:t>Breathing</w:t>
       </w:r>
+      <w:proofErr w:type="spellEnd"/>
       <w:r>
         <w:t xml:space="preserve"> </w:t>
       </w:r>
+      <w:proofErr w:type="spellStart"/>
       <w:proofErr w:type="gramStart"/>
       <w:r>
-        <w:rPr>
-          <w:lang w:val="en-US"/>
-        </w:rPr>
         <w:t>Idle</w:t>
       </w:r>
-      <w:r>
-        <w:t xml:space="preserve">  </w:t>
-      </w:r>
-      <w:r>
-        <w:t>в</w:t>
+      <w:proofErr w:type="spellEnd"/>
+      <w:r>
+        <w:t xml:space="preserve">  в</w:t>
       </w:r>
       <w:proofErr w:type="gramEnd"/>
       <w:r>
@@ -2441,7 +2058,6 @@
         <w:rPr>
           <w:noProof/>
         </w:rPr>
-        <w:lastRenderedPageBreak/>
         <w:drawing>
           <wp:inline distT="0" distB="0" distL="0" distR="0" wp14:anchorId="05CBFB69" wp14:editId="5D31B8C4">
             <wp:extent cx="4085590" cy="3802380"/>
@@ -2555,170 +2171,93 @@
     </w:p>
     <w:p>
       <w:pPr>
-        <w:spacing w:after="0" w:line="360" w:lineRule="auto"/>
-        <w:jc w:val="center"/>
-        <w:outlineLvl w:val="0"/>
-      </w:pPr>
-      <w:r>
-        <w:rPr>
-          <w:rFonts w:ascii="Times New Roman" w:hAnsi="Times New Roman" w:cs="Times New Roman"/>
-          <w:sz w:val="28"/>
-          <w:szCs w:val="28"/>
-        </w:rPr>
+        <w:pStyle w:val="a"/>
+      </w:pPr>
+      <w:r>
         <w:t xml:space="preserve">Рисунок 10.3 Модель врага, исполняющего анимацию </w:t>
       </w:r>
       <w:r>
         <w:rPr>
-          <w:rFonts w:ascii="Times New Roman" w:hAnsi="Times New Roman" w:cs="Times New Roman"/>
-          <w:sz w:val="28"/>
-          <w:szCs w:val="28"/>
           <w:lang w:val="en-US"/>
         </w:rPr>
         <w:t>Standing</w:t>
       </w:r>
       <w:r>
-        <w:rPr>
-          <w:rFonts w:ascii="Times New Roman" w:hAnsi="Times New Roman" w:cs="Times New Roman"/>
-          <w:sz w:val="28"/>
-          <w:szCs w:val="28"/>
-        </w:rPr>
         <w:t xml:space="preserve"> </w:t>
       </w:r>
       <w:r>
         <w:rPr>
-          <w:rFonts w:ascii="Times New Roman" w:hAnsi="Times New Roman" w:cs="Times New Roman"/>
-          <w:sz w:val="28"/>
-          <w:szCs w:val="28"/>
           <w:lang w:val="en-US"/>
         </w:rPr>
         <w:t>Melee</w:t>
       </w:r>
       <w:r>
-        <w:rPr>
-          <w:rFonts w:ascii="Times New Roman" w:hAnsi="Times New Roman" w:cs="Times New Roman"/>
-          <w:sz w:val="28"/>
-          <w:szCs w:val="28"/>
-        </w:rPr>
         <w:t xml:space="preserve"> </w:t>
       </w:r>
       <w:r>
         <w:rPr>
-          <w:rFonts w:ascii="Times New Roman" w:hAnsi="Times New Roman" w:cs="Times New Roman"/>
-          <w:sz w:val="28"/>
-          <w:szCs w:val="28"/>
           <w:lang w:val="en-US"/>
         </w:rPr>
         <w:t>Combo</w:t>
       </w:r>
       <w:r>
-        <w:rPr>
-          <w:rFonts w:ascii="Times New Roman" w:hAnsi="Times New Roman" w:cs="Times New Roman"/>
-          <w:sz w:val="28"/>
-          <w:szCs w:val="28"/>
-        </w:rPr>
         <w:t xml:space="preserve"> </w:t>
       </w:r>
       <w:r>
         <w:rPr>
-          <w:rFonts w:ascii="Times New Roman" w:hAnsi="Times New Roman" w:cs="Times New Roman"/>
-          <w:sz w:val="28"/>
-          <w:szCs w:val="28"/>
           <w:lang w:val="en-US"/>
         </w:rPr>
         <w:t>Attack</w:t>
       </w:r>
       <w:r>
-        <w:rPr>
-          <w:rFonts w:ascii="Times New Roman" w:hAnsi="Times New Roman" w:cs="Times New Roman"/>
-          <w:sz w:val="28"/>
-          <w:szCs w:val="28"/>
-        </w:rPr>
         <w:t xml:space="preserve"> </w:t>
       </w:r>
       <w:r>
         <w:rPr>
-          <w:rFonts w:ascii="Times New Roman" w:hAnsi="Times New Roman" w:cs="Times New Roman"/>
-          <w:sz w:val="28"/>
-          <w:szCs w:val="28"/>
           <w:lang w:val="en-US"/>
         </w:rPr>
         <w:t>Ver</w:t>
       </w:r>
       <w:r>
-        <w:rPr>
-          <w:rFonts w:ascii="Times New Roman" w:hAnsi="Times New Roman" w:cs="Times New Roman"/>
-          <w:sz w:val="28"/>
-          <w:szCs w:val="28"/>
-        </w:rPr>
         <w:t xml:space="preserve">. </w:t>
       </w:r>
       <w:proofErr w:type="gramStart"/>
       <w:r>
-        <w:rPr>
-          <w:rFonts w:ascii="Times New Roman" w:hAnsi="Times New Roman" w:cs="Times New Roman"/>
-          <w:sz w:val="28"/>
-          <w:szCs w:val="28"/>
-        </w:rPr>
         <w:t xml:space="preserve">2  </w:t>
       </w:r>
       <w:r>
-        <w:rPr>
-          <w:rFonts w:ascii="Times New Roman" w:hAnsi="Times New Roman" w:cs="Times New Roman"/>
-          <w:sz w:val="28"/>
-          <w:szCs w:val="28"/>
-        </w:rPr>
         <w:t>в</w:t>
       </w:r>
       <w:proofErr w:type="gramEnd"/>
       <w:r>
-        <w:rPr>
-          <w:rFonts w:ascii="Times New Roman" w:hAnsi="Times New Roman" w:cs="Times New Roman"/>
-          <w:sz w:val="28"/>
-          <w:szCs w:val="28"/>
-        </w:rPr>
         <w:t xml:space="preserve"> mixamo.com</w:t>
       </w:r>
     </w:p>
     <w:p>
       <w:pPr>
-        <w:pStyle w:val="Heading1"/>
-        <w:ind w:firstLine="720"/>
-        <w:rPr>
-          <w:b w:val="0"/>
-        </w:rPr>
-      </w:pPr>
-      <w:r>
-        <w:rPr>
-          <w:b w:val="0"/>
-        </w:rPr>
-        <w:lastRenderedPageBreak/>
+        <w:pStyle w:val="a"/>
+        <w:rPr>
+          <w:b/>
+        </w:rPr>
+      </w:pPr>
+      <w:r>
         <w:t xml:space="preserve">Далее выбранные </w:t>
       </w:r>
       <w:proofErr w:type="spellStart"/>
       <w:r>
-        <w:rPr>
-          <w:b w:val="0"/>
-        </w:rPr>
         <w:t>анимаци</w:t>
       </w:r>
       <w:proofErr w:type="spellEnd"/>
       <w:r>
-        <w:rPr>
-          <w:b w:val="0"/>
-        </w:rPr>
         <w:t xml:space="preserve"> были скачаны в </w:t>
       </w:r>
       <w:proofErr w:type="gramStart"/>
       <w:r>
-        <w:rPr>
-          <w:b w:val="0"/>
-        </w:rPr>
         <w:t>формате .</w:t>
       </w:r>
       <w:proofErr w:type="spellStart"/>
       <w:r>
         <w:rPr>
-          <w:b w:val="0"/>
           <w:lang w:val="en-US"/>
         </w:rPr>
         <w:t>fbx</w:t>
@@ -2726,42 +2265,25 @@
       <w:proofErr w:type="spellEnd"/>
       <w:proofErr w:type="gramEnd"/>
       <w:r>
-        <w:rPr>
-          <w:b w:val="0"/>
-        </w:rPr>
         <w:t xml:space="preserve">, </w:t>
       </w:r>
       <w:r>
-        <w:rPr>
-          <w:b w:val="0"/>
-        </w:rPr>
         <w:t xml:space="preserve">после чего вместе с моделью врага были </w:t>
       </w:r>
       <w:proofErr w:type="spellStart"/>
       <w:r>
-        <w:rPr>
-          <w:b w:val="0"/>
-        </w:rPr>
         <w:t>добавленны</w:t>
       </w:r>
       <w:proofErr w:type="spellEnd"/>
       <w:r>
-        <w:rPr>
-          <w:b w:val="0"/>
-        </w:rPr>
         <w:t xml:space="preserve"> в проект в общую папку (см. рис.10.4).</w:t>
       </w:r>
     </w:p>
     <w:p>
       <w:pPr>
-        <w:spacing w:before="120" w:after="0" w:line="360" w:lineRule="auto"/>
+        <w:pStyle w:val="a"/>
+        <w:ind w:firstLine="0"/>
         <w:jc w:val="center"/>
-        <w:outlineLvl w:val="0"/>
-        <w:rPr>
-          <w:rFonts w:ascii="Times New Roman" w:hAnsi="Times New Roman"/>
-          <w:sz w:val="28"/>
-          <w:szCs w:val="28"/>
-        </w:rPr>
       </w:pPr>
       <w:r>
         <w:rPr>
@@ -2833,14 +2355,14 @@
         <w:ind w:firstLine="0"/>
         <w:jc w:val="center"/>
       </w:pPr>
-      <w:bookmarkStart w:id="3" w:name="_Toc127883207"/>
-      <w:r>
-        <w:t>В</w:t>
-      </w:r>
-      <w:r>
-        <w:t>ыводы</w:t>
-      </w:r>
-      <w:bookmarkEnd w:id="3"/>
+      <w:bookmarkStart w:id="6" w:name="_Toc127883207"/>
+      <w:bookmarkStart w:id="7" w:name="_Toc196495718"/>
+      <w:r>
+        <w:lastRenderedPageBreak/>
+        <w:t>Выводы</w:t>
+      </w:r>
+      <w:bookmarkEnd w:id="6"/>
+      <w:bookmarkEnd w:id="7"/>
     </w:p>
     <w:p>
       <w:pPr>
@@ -2935,6 +2457,7 @@
     </w:p>
     <w:p>
       <w:pPr>
+        <w:spacing w:before="120"/>
         <w:jc w:val="center"/>
         <w:rPr>
           <w:sz w:val="28"/>
@@ -2947,7 +2470,6 @@
           <w:sz w:val="28"/>
           <w:szCs w:val="28"/>
         </w:rPr>
-        <w:lastRenderedPageBreak/>
         <w:drawing>
           <wp:inline distT="0" distB="0" distL="0" distR="0" wp14:anchorId="692DF843" wp14:editId="3B3EB8E2">
             <wp:extent cx="4040374" cy="5387021"/>
@@ -2997,6 +2519,14 @@
         </w:rPr>
         <w:br w:type="textWrapping" w:clear="all"/>
       </w:r>
+      <w:proofErr w:type="spellStart"/>
+      <w:r>
+        <w:rPr>
+          <w:rStyle w:val="a2"/>
+        </w:rPr>
+        <w:t>гарыаеяпчи</w:t>
+      </w:r>
+      <w:proofErr w:type="spellEnd"/>
       <w:r>
         <w:rPr>
           <w:sz w:val="28"/>
@@ -3131,7 +2661,7 @@
       <w:footerReference w:type="default" r:id="rId17"/>
       <w:footerReference w:type="first" r:id="rId18"/>
       <w:pgSz w:w="11906" w:h="16838"/>
-      <w:pgMar w:top="1134" w:right="850" w:bottom="1134" w:left="1701" w:header="0" w:footer="708" w:gutter="0"/>
+      <w:pgMar w:top="1134" w:right="567" w:bottom="1134" w:left="1701" w:header="0" w:footer="708" w:gutter="0"/>
       <w:pgNumType w:start="2"/>
       <w:cols w:space="720"/>
       <w:formProt w:val="0"/>
@@ -3176,7 +2706,6 @@
         <w:docPartUnique/>
       </w:docPartObj>
     </w:sdtPr>
-    <w:sdtEndPr/>
     <w:sdtContent>
       <w:p>
         <w:pPr>
@@ -3244,7 +2773,6 @@
         <w:docPartUnique/>
       </w:docPartObj>
     </w:sdtPr>
-    <w:sdtEndPr/>
     <w:sdtContent>
       <w:p>
         <w:pPr>
@@ -3570,11 +3098,100 @@
       </w:pPr>
     </w:lvl>
   </w:abstractNum>
+  <w:abstractNum w:abstractNumId="2" w15:restartNumberingAfterBreak="0">
+    <w:nsid w:val="7A7229FB"/>
+    <w:multiLevelType w:val="hybridMultilevel"/>
+    <w:tmpl w:val="96360F48"/>
+    <w:lvl w:ilvl="0" w:tplc="0409000F">
+      <w:start w:val="1"/>
+      <w:numFmt w:val="decimal"/>
+      <w:lvlText w:val="%1."/>
+      <w:lvlJc w:val="left"/>
+      <w:pPr>
+        <w:ind w:left="1429" w:hanging="360"/>
+      </w:pPr>
+    </w:lvl>
+    <w:lvl w:ilvl="1" w:tplc="04090019" w:tentative="1">
+      <w:start w:val="1"/>
+      <w:numFmt w:val="lowerLetter"/>
+      <w:lvlText w:val="%2."/>
+      <w:lvlJc w:val="left"/>
+      <w:pPr>
+        <w:ind w:left="2149" w:hanging="360"/>
+      </w:pPr>
+    </w:lvl>
+    <w:lvl w:ilvl="2" w:tplc="0409001B" w:tentative="1">
+      <w:start w:val="1"/>
+      <w:numFmt w:val="lowerRoman"/>
+      <w:lvlText w:val="%3."/>
+      <w:lvlJc w:val="right"/>
+      <w:pPr>
+        <w:ind w:left="2869" w:hanging="180"/>
+      </w:pPr>
+    </w:lvl>
+    <w:lvl w:ilvl="3" w:tplc="0409000F" w:tentative="1">
+      <w:start w:val="1"/>
+      <w:numFmt w:val="decimal"/>
+      <w:lvlText w:val="%4."/>
+      <w:lvlJc w:val="left"/>
+      <w:pPr>
+        <w:ind w:left="3589" w:hanging="360"/>
+      </w:pPr>
+    </w:lvl>
+    <w:lvl w:ilvl="4" w:tplc="04090019" w:tentative="1">
+      <w:start w:val="1"/>
+      <w:numFmt w:val="lowerLetter"/>
+      <w:lvlText w:val="%5."/>
+      <w:lvlJc w:val="left"/>
+      <w:pPr>
+        <w:ind w:left="4309" w:hanging="360"/>
+      </w:pPr>
+    </w:lvl>
+    <w:lvl w:ilvl="5" w:tplc="0409001B" w:tentative="1">
+      <w:start w:val="1"/>
+      <w:numFmt w:val="lowerRoman"/>
+      <w:lvlText w:val="%6."/>
+      <w:lvlJc w:val="right"/>
+      <w:pPr>
+        <w:ind w:left="5029" w:hanging="180"/>
+      </w:pPr>
+    </w:lvl>
+    <w:lvl w:ilvl="6" w:tplc="0409000F" w:tentative="1">
+      <w:start w:val="1"/>
+      <w:numFmt w:val="decimal"/>
+      <w:lvlText w:val="%7."/>
+      <w:lvlJc w:val="left"/>
+      <w:pPr>
+        <w:ind w:left="5749" w:hanging="360"/>
+      </w:pPr>
+    </w:lvl>
+    <w:lvl w:ilvl="7" w:tplc="04090019" w:tentative="1">
+      <w:start w:val="1"/>
+      <w:numFmt w:val="lowerLetter"/>
+      <w:lvlText w:val="%8."/>
+      <w:lvlJc w:val="left"/>
+      <w:pPr>
+        <w:ind w:left="6469" w:hanging="360"/>
+      </w:pPr>
+    </w:lvl>
+    <w:lvl w:ilvl="8" w:tplc="0409001B" w:tentative="1">
+      <w:start w:val="1"/>
+      <w:numFmt w:val="lowerRoman"/>
+      <w:lvlText w:val="%9."/>
+      <w:lvlJc w:val="right"/>
+      <w:pPr>
+        <w:ind w:left="7189" w:hanging="180"/>
+      </w:pPr>
+    </w:lvl>
+  </w:abstractNum>
   <w:num w:numId="1" w16cid:durableId="2105226549">
     <w:abstractNumId w:val="1"/>
   </w:num>
   <w:num w:numId="2" w16cid:durableId="1535312793">
     <w:abstractNumId w:val="0"/>
+  </w:num>
+  <w:num w:numId="3" w16cid:durableId="1571841227">
+    <w:abstractNumId w:val="2"/>
   </w:num>
 </w:numbering>
 </file>
@@ -4030,7 +3647,6 @@
   <w:style w:type="character" w:default="1" w:styleId="DefaultParagraphFont">
     <w:name w:val="Default Paragraph Font"/>
     <w:uiPriority w:val="1"/>
-    <w:semiHidden/>
     <w:unhideWhenUsed/>
   </w:style>
   <w:style w:type="table" w:default="1" w:styleId="TableNormal">
@@ -4345,14 +3961,14 @@
   </w:style>
   <w:style w:type="paragraph" w:styleId="TOC1">
     <w:name w:val="toc 1"/>
-    <w:basedOn w:val="Normal"/>
+    <w:basedOn w:val="a"/>
     <w:next w:val="Normal"/>
     <w:autoRedefine/>
     <w:uiPriority w:val="39"/>
     <w:unhideWhenUsed/>
-    <w:rsid w:val="00807082"/>
+    <w:rsid w:val="00CB6D24"/>
     <w:pPr>
-      <w:spacing w:after="100"/>
+      <w:ind w:firstLine="0"/>
     </w:pPr>
   </w:style>
   <w:style w:type="paragraph" w:styleId="TOC2">
@@ -4435,11 +4051,11 @@
       </w:tblBorders>
     </w:tblPr>
   </w:style>
-  <w:style w:type="paragraph" w:customStyle="1" w:styleId="a">
+  <w:style w:type="paragraph" w:customStyle="1" w:styleId="a0">
     <w:name w:val="Гост Заголовок"/>
     <w:basedOn w:val="Heading1"/>
     <w:next w:val="Heading1"/>
-    <w:link w:val="a0"/>
+    <w:link w:val="a1"/>
     <w:qFormat/>
     <w:rsid w:val="000C6624"/>
     <w:pPr>
@@ -4451,10 +4067,10 @@
       <w:bCs/>
     </w:rPr>
   </w:style>
-  <w:style w:type="character" w:customStyle="1" w:styleId="a0">
+  <w:style w:type="character" w:customStyle="1" w:styleId="a1">
     <w:name w:val="Гост Заголовок Знак"/>
     <w:basedOn w:val="DefaultParagraphFont"/>
-    <w:link w:val="a"/>
+    <w:link w:val="a0"/>
     <w:rsid w:val="000C6624"/>
     <w:rPr>
       <w:rFonts w:ascii="Times New Roman" w:eastAsiaTheme="majorEastAsia" w:hAnsi="Times New Roman" w:cstheme="majorBidi"/>
@@ -4481,7 +4097,7 @@
       <w:sz w:val="28"/>
     </w:rPr>
   </w:style>
-  <w:style w:type="paragraph" w:customStyle="1" w:styleId="a1">
+  <w:style w:type="paragraph" w:customStyle="1" w:styleId="a">
     <w:name w:val="ГОСТ Обычный текст"/>
     <w:basedOn w:val="Normal"/>
     <w:link w:val="a2"/>
@@ -4502,7 +4118,7 @@
   <w:style w:type="character" w:customStyle="1" w:styleId="a2">
     <w:name w:val="ГОСТ Обычный текст Знак"/>
     <w:basedOn w:val="DefaultParagraphFont"/>
-    <w:link w:val="a1"/>
+    <w:link w:val="a"/>
     <w:rsid w:val="000C6624"/>
     <w:rPr>
       <w:rFonts w:ascii="Times New Roman" w:hAnsi="Times New Roman" w:cs="Times New Roman"/>

--- a/отчеты 3-10/отчет 10.docx
+++ b/отчеты 3-10/отчет 10.docx
@@ -783,6 +783,11 @@
     </w:p>
     <w:sdt>
       <w:sdtPr>
+        <w:rPr>
+          <w:rFonts w:asciiTheme="minorHAnsi" w:hAnsiTheme="minorHAnsi" w:cstheme="minorBidi"/>
+          <w:sz w:val="22"/>
+          <w:szCs w:val="22"/>
+        </w:rPr>
         <w:id w:val="1045943335"/>
         <w:docPartObj>
           <w:docPartGallery w:val="Table of Contents"/>
@@ -791,12 +796,9 @@
       </w:sdtPr>
       <w:sdtEndPr>
         <w:rPr>
-          <w:rFonts w:asciiTheme="minorHAnsi" w:hAnsiTheme="minorHAnsi" w:cstheme="minorBidi"/>
           <w:b/>
           <w:bCs/>
           <w:noProof/>
-          <w:sz w:val="22"/>
-          <w:szCs w:val="22"/>
         </w:rPr>
       </w:sdtEndPr>
       <w:sdtContent>
@@ -1135,13 +1137,17 @@
         </w:p>
       </w:sdtContent>
     </w:sdt>
-    <w:p/>
-    <w:p/>
-    <w:p/>
-    <w:p/>
-    <w:p/>
-    <w:p/>
-    <w:p/>
+    <w:p>
+      <w:pPr>
+        <w:spacing w:after="0" w:line="240" w:lineRule="auto"/>
+        <w:rPr>
+          <w:lang w:val="en-US"/>
+        </w:rPr>
+      </w:pPr>
+      <w:r>
+        <w:br w:type="page"/>
+      </w:r>
+    </w:p>
     <w:p>
       <w:pPr>
         <w:pStyle w:val="Heading1"/>
@@ -1156,6 +1162,7 @@
         <w:rPr>
           <w:bCs/>
         </w:rPr>
+        <w:lastRenderedPageBreak/>
         <w:t>Цель работы</w:t>
       </w:r>
       <w:bookmarkEnd w:id="0"/>
@@ -1394,7 +1401,6 @@
         <w:rPr>
           <w:bCs/>
         </w:rPr>
-        <w:lastRenderedPageBreak/>
         <w:t>Ход работы</w:t>
       </w:r>
       <w:bookmarkEnd w:id="4"/>
@@ -1490,14 +1496,16 @@
     <w:p>
       <w:pPr>
         <w:pStyle w:val="a"/>
+        <w:ind w:firstLine="0"/>
+        <w:jc w:val="center"/>
       </w:pPr>
       <w:r>
         <w:rPr>
           <w:noProof/>
         </w:rPr>
         <w:drawing>
-          <wp:inline distT="0" distB="0" distL="0" distR="0" wp14:anchorId="18F12EC8" wp14:editId="61F6D78E">
-            <wp:extent cx="3730589" cy="2707574"/>
+          <wp:inline distT="0" distB="0" distL="0" distR="0" wp14:anchorId="18F12EC8" wp14:editId="3ABCDB63">
+            <wp:extent cx="3260034" cy="2366056"/>
             <wp:effectExtent l="0" t="0" r="0" b="0"/>
             <wp:docPr id="2" name="Image1"/>
             <wp:cNvGraphicFramePr>
@@ -1513,7 +1521,7 @@
                     </pic:cNvPicPr>
                   </pic:nvPicPr>
                   <pic:blipFill>
-                    <a:blip r:embed="rId10">
+                    <a:blip r:embed="rId10" cstate="print">
                       <a:extLst>
                         <a:ext uri="{28A0092B-C50C-407E-A947-70E740481C1C}">
                           <a14:useLocalDpi xmlns:a14="http://schemas.microsoft.com/office/drawing/2010/main" val="0"/>
@@ -1527,7 +1535,7 @@
                   <pic:spPr bwMode="auto">
                     <a:xfrm>
                       <a:off x="0" y="0"/>
-                      <a:ext cx="3745451" cy="2718360"/>
+                      <a:ext cx="3280272" cy="2380744"/>
                     </a:xfrm>
                     <a:prstGeom prst="rect">
                       <a:avLst/>
@@ -1544,137 +1552,71 @@
     <w:p>
       <w:pPr>
         <w:pStyle w:val="FR3"/>
-        <w:spacing w:after="0" w:line="360" w:lineRule="auto"/>
-        <w:ind w:left="66"/>
-        <w:jc w:val="both"/>
-        <w:rPr>
-          <w:sz w:val="28"/>
-        </w:rPr>
-      </w:pPr>
+        <w:spacing w:before="120" w:after="0" w:line="360" w:lineRule="auto"/>
+        <w:ind w:left="0"/>
+      </w:pPr>
+      <w:r>
+        <w:rPr>
+          <w:sz w:val="28"/>
+        </w:rPr>
+        <w:t>Рисунок 10.1 Выбранная модель врага</w:t>
+      </w:r>
     </w:p>
     <w:p>
       <w:pPr>
         <w:pStyle w:val="FR3"/>
         <w:spacing w:after="0" w:line="360" w:lineRule="auto"/>
-        <w:ind w:left="66"/>
+        <w:ind w:left="89" w:firstLine="904"/>
         <w:jc w:val="both"/>
-        <w:rPr>
-          <w:sz w:val="28"/>
-        </w:rPr>
-      </w:pPr>
-    </w:p>
-    <w:p>
-      <w:pPr>
-        <w:pStyle w:val="FR3"/>
-        <w:spacing w:after="0" w:line="360" w:lineRule="auto"/>
-        <w:ind w:left="66"/>
-        <w:jc w:val="both"/>
-        <w:rPr>
-          <w:sz w:val="28"/>
-        </w:rPr>
-      </w:pPr>
-    </w:p>
-    <w:p>
-      <w:pPr>
-        <w:pStyle w:val="FR3"/>
-        <w:spacing w:after="0" w:line="360" w:lineRule="auto"/>
-        <w:ind w:left="66"/>
-        <w:jc w:val="both"/>
-        <w:rPr>
-          <w:sz w:val="28"/>
-        </w:rPr>
-      </w:pPr>
-    </w:p>
-    <w:p>
-      <w:pPr>
-        <w:pStyle w:val="FR3"/>
-        <w:spacing w:after="0" w:line="360" w:lineRule="auto"/>
-        <w:ind w:left="66"/>
-        <w:jc w:val="both"/>
-        <w:rPr>
-          <w:sz w:val="28"/>
-        </w:rPr>
-      </w:pPr>
-    </w:p>
-    <w:p>
-      <w:pPr>
-        <w:pStyle w:val="FR3"/>
-        <w:spacing w:after="0" w:line="360" w:lineRule="auto"/>
-        <w:ind w:left="66"/>
-        <w:jc w:val="both"/>
-        <w:rPr>
-          <w:sz w:val="28"/>
-        </w:rPr>
-      </w:pPr>
-    </w:p>
-    <w:p>
-      <w:pPr>
-        <w:pStyle w:val="FR3"/>
-        <w:spacing w:after="0" w:line="360" w:lineRule="auto"/>
-        <w:ind w:left="66"/>
-        <w:jc w:val="both"/>
-        <w:rPr>
-          <w:sz w:val="28"/>
-        </w:rPr>
-      </w:pPr>
-    </w:p>
-    <w:p>
-      <w:pPr>
-        <w:pStyle w:val="FR3"/>
-        <w:spacing w:after="0" w:line="360" w:lineRule="auto"/>
-        <w:ind w:left="89" w:firstLine="360"/>
-      </w:pPr>
-      <w:r>
-        <w:rPr>
-          <w:sz w:val="28"/>
-        </w:rPr>
-        <w:t>Рисунок 10.1 Выбранная модель врага</w:t>
-      </w:r>
-    </w:p>
-    <w:p>
-      <w:pPr>
-        <w:pStyle w:val="FR3"/>
-        <w:spacing w:after="0" w:line="360" w:lineRule="auto"/>
-        <w:ind w:left="89" w:firstLine="360"/>
-        <w:jc w:val="both"/>
       </w:pPr>
       <w:r>
         <w:rPr>
           <w:sz w:val="28"/>
           <w:szCs w:val="28"/>
         </w:rPr>
-        <w:t xml:space="preserve">Далее при </w:t>
-      </w:r>
-      <w:proofErr w:type="gramStart"/>
+        <w:lastRenderedPageBreak/>
+        <w:t xml:space="preserve">Далее </w:t>
+      </w:r>
       <w:r>
         <w:rPr>
           <w:sz w:val="28"/>
           <w:szCs w:val="28"/>
         </w:rPr>
-        <w:t>помощи  ресурса</w:t>
-      </w:r>
-      <w:proofErr w:type="gramEnd"/>
+        <w:t xml:space="preserve">выбранная модель врага была загружена в </w:t>
+      </w:r>
       <w:r>
         <w:rPr>
           <w:sz w:val="28"/>
           <w:szCs w:val="28"/>
         </w:rPr>
-        <w:t xml:space="preserve"> mixamo.com, куда была загружена модель (см. рисунок 10.2), для нее выбраны анимации из доступных в данном ресурсе.</w:t>
+        <w:t>mixamo.com</w:t>
+      </w:r>
+      <w:r>
+        <w:rPr>
+          <w:sz w:val="28"/>
+          <w:szCs w:val="28"/>
+        </w:rPr>
+        <w:t xml:space="preserve"> (см. рисунок 10.2).</w:t>
       </w:r>
     </w:p>
     <w:p>
       <w:pPr>
         <w:pStyle w:val="a"/>
+        <w:spacing w:before="120"/>
+        <w:ind w:firstLine="0"/>
+        <w:jc w:val="center"/>
+        <w:rPr>
+          <w:lang w:val="en-US"/>
+        </w:rPr>
       </w:pPr>
       <w:r>
         <w:rPr>
           <w:noProof/>
         </w:rPr>
-        <w:lastRenderedPageBreak/>
         <w:drawing>
-          <wp:inline distT="0" distB="0" distL="0" distR="0" wp14:anchorId="4913B9FE" wp14:editId="2047C593">
-            <wp:extent cx="5534025" cy="2736215"/>
-            <wp:effectExtent l="0" t="0" r="0" b="0"/>
+          <wp:inline distT="0" distB="0" distL="0" distR="0" wp14:anchorId="4913B9FE" wp14:editId="4D96CBB6">
+            <wp:extent cx="5210434" cy="2576222"/>
+            <wp:effectExtent l="0" t="0" r="9525" b="0"/>
             <wp:docPr id="3" name="Image2"/>
             <wp:cNvGraphicFramePr>
               <a:graphicFrameLocks xmlns:a="http://schemas.openxmlformats.org/drawingml/2006/main" noChangeAspect="1"/>
@@ -1703,7 +1645,7 @@
                   <pic:spPr bwMode="auto">
                     <a:xfrm>
                       <a:off x="0" y="0"/>
-                      <a:ext cx="5534025" cy="2736215"/>
+                      <a:ext cx="5440670" cy="2690059"/>
                     </a:xfrm>
                     <a:prstGeom prst="rect">
                       <a:avLst/>
@@ -1716,6 +1658,14 @@
           </wp:inline>
         </w:drawing>
       </w:r>
+    </w:p>
+    <w:p>
+      <w:pPr>
+        <w:pStyle w:val="a"/>
+        <w:spacing w:before="120"/>
+        <w:ind w:firstLine="0"/>
+        <w:jc w:val="center"/>
+      </w:pPr>
       <w:r>
         <w:t xml:space="preserve">Рисунок 10.2. Выбранная модель </w:t>
       </w:r>
@@ -1730,15 +1680,34 @@
         <w:pStyle w:val="a"/>
       </w:pPr>
       <w:r>
-        <w:t xml:space="preserve">Были выбраны следующие анимации </w:t>
-      </w:r>
-      <w:proofErr w:type="spellStart"/>
+        <w:t xml:space="preserve">Далее для врага необходимо было выбрать анимации </w:t>
+      </w:r>
+      <w:r>
+        <w:t xml:space="preserve">ходьбы, </w:t>
+      </w:r>
+      <w:r>
+        <w:t>бездействия и атаки. Были</w:t>
+      </w:r>
+      <w:r>
+        <w:t xml:space="preserve"> </w:t>
+      </w:r>
+      <w:r>
+        <w:t>выбраны</w:t>
+      </w:r>
+      <w:r>
+        <w:t xml:space="preserve"> </w:t>
+      </w:r>
+      <w:r>
+        <w:t>следующие</w:t>
+      </w:r>
+      <w:r>
+        <w:t xml:space="preserve"> </w:t>
+      </w:r>
       <w:r>
         <w:t>анимации</w:t>
       </w:r>
-      <w:proofErr w:type="spellEnd"/>
-      <w:r>
-        <w:t xml:space="preserve"> — </w:t>
+      <w:r>
+        <w:t xml:space="preserve"> - </w:t>
       </w:r>
       <w:r>
         <w:rPr>
@@ -1759,7 +1728,19 @@
         <w:t xml:space="preserve"> </w:t>
       </w:r>
       <w:r>
-        <w:t>(скриншот врага, исполняющего эту анимацию в mixamo.com, представлен на рисунке 10.3)</w:t>
+        <w:t>для</w:t>
+      </w:r>
+      <w:r>
+        <w:t xml:space="preserve"> </w:t>
+      </w:r>
+      <w:r>
+        <w:t>реализации</w:t>
+      </w:r>
+      <w:r>
+        <w:t xml:space="preserve"> </w:t>
+      </w:r>
+      <w:r>
+        <w:t>анимации ходьбы</w:t>
       </w:r>
       <w:r>
         <w:t xml:space="preserve">, </w:t>
@@ -1789,19 +1770,25 @@
         <w:t>Idle</w:t>
       </w:r>
       <w:r>
+        <w:t xml:space="preserve"> для реализации анимации бездействия</w:t>
+      </w:r>
+      <w:r>
+        <w:t xml:space="preserve">, </w:t>
+      </w:r>
+      <w:r>
+        <w:rPr>
+          <w:lang w:val="en-US"/>
+        </w:rPr>
+        <w:t>Standing</w:t>
+      </w:r>
+      <w:r>
         <w:t xml:space="preserve"> </w:t>
       </w:r>
       <w:r>
-        <w:t>(скриншот врага, исполняющего эту анимацию в mixamo.com, представлен на рисунке 10.4)</w:t>
-      </w:r>
-      <w:r>
-        <w:t xml:space="preserve">, </w:t>
-      </w:r>
-      <w:r>
         <w:rPr>
           <w:lang w:val="en-US"/>
         </w:rPr>
-        <w:t>Standing</w:t>
+        <w:t>Melee</w:t>
       </w:r>
       <w:r>
         <w:t xml:space="preserve"> </w:t>
@@ -1810,7 +1797,7 @@
         <w:rPr>
           <w:lang w:val="en-US"/>
         </w:rPr>
-        <w:t>Melee</w:t>
+        <w:t>Combo</w:t>
       </w:r>
       <w:r>
         <w:t xml:space="preserve"> </w:t>
@@ -1819,7 +1806,7 @@
         <w:rPr>
           <w:lang w:val="en-US"/>
         </w:rPr>
-        <w:t>Combo</w:t>
+        <w:t>Attack</w:t>
       </w:r>
       <w:r>
         <w:t xml:space="preserve"> </w:t>
@@ -1828,7 +1815,27 @@
         <w:rPr>
           <w:lang w:val="en-US"/>
         </w:rPr>
-        <w:t>Attack</w:t>
+        <w:t>Ver</w:t>
+      </w:r>
+      <w:r>
+        <w:t>. 2</w:t>
+      </w:r>
+      <w:r>
+        <w:t xml:space="preserve"> для реализации анимации атаки</w:t>
+      </w:r>
+      <w:r>
+        <w:t>.</w:t>
+      </w:r>
+    </w:p>
+    <w:p>
+      <w:pPr>
+        <w:pStyle w:val="a"/>
+      </w:pPr>
+      <w:r>
+        <w:t>С</w:t>
+      </w:r>
+      <w:r>
+        <w:t>криншот врага, исполняющего анимацию</w:t>
       </w:r>
       <w:r>
         <w:t xml:space="preserve"> </w:t>
@@ -1837,18 +1844,29 @@
         <w:rPr>
           <w:lang w:val="en-US"/>
         </w:rPr>
-        <w:t>Ver</w:t>
-      </w:r>
-      <w:r>
-        <w:t xml:space="preserve">. 2 </w:t>
-      </w:r>
-      <w:r>
-        <w:t>(скриншот врага, исполняющего эту анимацию в mixamo.com, представлен на рисунке 10.5).</w:t>
+        <w:t>Mutant</w:t>
+      </w:r>
+      <w:r>
+        <w:t xml:space="preserve"> </w:t>
+      </w:r>
+      <w:r>
+        <w:rPr>
+          <w:lang w:val="en-US"/>
+        </w:rPr>
+        <w:t>Walking</w:t>
+      </w:r>
+      <w:r>
+        <w:t xml:space="preserve"> в mixamo.com, представлен на рисунке 10.3</w:t>
+      </w:r>
+      <w:r>
+        <w:t>.</w:t>
       </w:r>
     </w:p>
     <w:p>
       <w:pPr>
         <w:pStyle w:val="a"/>
+        <w:ind w:firstLine="0"/>
+        <w:jc w:val="center"/>
         <w:rPr>
           <w:rFonts w:asciiTheme="minorHAnsi" w:hAnsiTheme="minorHAnsi" w:cstheme="minorBidi"/>
           <w:sz w:val="22"/>
@@ -1860,9 +1878,9 @@
           <w:noProof/>
         </w:rPr>
         <w:drawing>
-          <wp:inline distT="0" distB="0" distL="0" distR="0" wp14:anchorId="02D0680A" wp14:editId="6E286F6E">
-            <wp:extent cx="3756025" cy="3316605"/>
-            <wp:effectExtent l="0" t="0" r="0" b="0"/>
+          <wp:inline distT="0" distB="0" distL="0" distR="0" wp14:anchorId="02D0680A" wp14:editId="1D9739F2">
+            <wp:extent cx="2512333" cy="2218414"/>
+            <wp:effectExtent l="0" t="0" r="2540" b="0"/>
             <wp:docPr id="4" name="Image3"/>
             <wp:cNvGraphicFramePr>
               <a:graphicFrameLocks xmlns:a="http://schemas.openxmlformats.org/drawingml/2006/main" noChangeAspect="1"/>
@@ -1891,7 +1909,7 @@
                   <pic:spPr bwMode="auto">
                     <a:xfrm>
                       <a:off x="0" y="0"/>
-                      <a:ext cx="3756025" cy="3316605"/>
+                      <a:ext cx="2571042" cy="2270254"/>
                     </a:xfrm>
                     <a:prstGeom prst="rect">
                       <a:avLst/>
@@ -1907,68 +1925,105 @@
     </w:p>
     <w:p>
       <w:pPr>
-        <w:spacing w:after="0" w:line="360" w:lineRule="auto"/>
+        <w:pStyle w:val="a"/>
+        <w:spacing w:before="120"/>
+        <w:ind w:firstLine="0"/>
         <w:jc w:val="center"/>
-        <w:outlineLvl w:val="0"/>
-        <w:rPr>
-          <w:rFonts w:ascii="Times New Roman" w:hAnsi="Times New Roman" w:cs="Times New Roman"/>
-          <w:sz w:val="28"/>
-          <w:szCs w:val="28"/>
-        </w:rPr>
-      </w:pPr>
+      </w:pPr>
+      <w:r>
+        <w:t xml:space="preserve">Рисунок 10.3 Модель врага, исполняющего анимацию </w:t>
+      </w:r>
+      <w:r>
+        <w:rPr>
+          <w:lang w:val="en-US"/>
+        </w:rPr>
+        <w:t>Mutant</w:t>
+      </w:r>
+      <w:r>
+        <w:t xml:space="preserve"> </w:t>
+      </w:r>
+      <w:proofErr w:type="gramStart"/>
+      <w:r>
+        <w:rPr>
+          <w:lang w:val="en-US"/>
+        </w:rPr>
+        <w:t>Walking</w:t>
+      </w:r>
+      <w:r>
+        <w:t xml:space="preserve">  </w:t>
+      </w:r>
+      <w:r>
+        <w:t>в</w:t>
+      </w:r>
+      <w:proofErr w:type="gramEnd"/>
+      <w:r>
+        <w:t xml:space="preserve"> mixamo.com</w:t>
+      </w:r>
     </w:p>
     <w:p>
       <w:pPr>
         <w:pStyle w:val="a"/>
-        <w:rPr>
-          <w:rFonts w:asciiTheme="minorHAnsi" w:hAnsiTheme="minorHAnsi" w:cstheme="minorBidi"/>
-          <w:sz w:val="22"/>
-          <w:szCs w:val="22"/>
-        </w:rPr>
-      </w:pPr>
-      <w:r>
-        <w:t xml:space="preserve">Рисунок 10.3 Модель врага, исполняющего анимацию </w:t>
-      </w:r>
-      <w:r>
-        <w:rPr>
-          <w:lang w:val="en-US"/>
-        </w:rPr>
+      </w:pPr>
+      <w:r>
+        <w:lastRenderedPageBreak/>
+        <w:t>Скриншот врага, исполняющего анимацию</w:t>
+      </w:r>
+      <w:r>
+        <w:t xml:space="preserve"> </w:t>
+      </w:r>
+      <w:proofErr w:type="spellStart"/>
+      <w:r>
         <w:t>Mutant</w:t>
       </w:r>
+      <w:proofErr w:type="spellEnd"/>
       <w:r>
         <w:t xml:space="preserve"> </w:t>
       </w:r>
+      <w:proofErr w:type="spellStart"/>
+      <w:r>
+        <w:t>Breathing</w:t>
+      </w:r>
+      <w:proofErr w:type="spellEnd"/>
+      <w:r>
+        <w:t xml:space="preserve"> </w:t>
+      </w:r>
+      <w:proofErr w:type="spellStart"/>
       <w:proofErr w:type="gramStart"/>
       <w:r>
-        <w:rPr>
-          <w:lang w:val="en-US"/>
-        </w:rPr>
-        <w:t>Walking</w:t>
-      </w:r>
-      <w:r>
-        <w:t xml:space="preserve">  </w:t>
-      </w:r>
-      <w:r>
-        <w:t>в</w:t>
+        <w:t>Idle</w:t>
+      </w:r>
+      <w:proofErr w:type="spellEnd"/>
+      <w:r>
+        <w:t xml:space="preserve"> </w:t>
+      </w:r>
+      <w:r>
+        <w:t xml:space="preserve"> в</w:t>
       </w:r>
       <w:proofErr w:type="gramEnd"/>
       <w:r>
-        <w:t xml:space="preserve"> mixamo.com</w:t>
+        <w:t xml:space="preserve"> mixamo.com, представлен на рисунке 10.</w:t>
+      </w:r>
+      <w:r>
+        <w:t>4</w:t>
+      </w:r>
+      <w:r>
+        <w:t>.</w:t>
       </w:r>
     </w:p>
     <w:p>
       <w:pPr>
         <w:pStyle w:val="a"/>
+        <w:ind w:firstLine="0"/>
+        <w:jc w:val="center"/>
       </w:pPr>
       <w:r>
         <w:rPr>
           <w:noProof/>
         </w:rPr>
-        <w:lastRenderedPageBreak/>
         <w:drawing>
-          <wp:inline distT="0" distB="0" distL="0" distR="0" wp14:anchorId="336F0748" wp14:editId="67587876">
-            <wp:extent cx="4254500" cy="3906520"/>
-            <wp:effectExtent l="0" t="0" r="0" b="0"/>
+          <wp:inline distT="0" distB="0" distL="0" distR="0" wp14:anchorId="336F0748" wp14:editId="2B9566D8">
+            <wp:extent cx="1948407" cy="1789044"/>
+            <wp:effectExtent l="0" t="0" r="0" b="1905"/>
             <wp:docPr id="5" name="Image4"/>
             <wp:cNvGraphicFramePr>
               <a:graphicFrameLocks xmlns:a="http://schemas.openxmlformats.org/drawingml/2006/main" noChangeAspect="1"/>
@@ -1983,7 +2038,7 @@
                     </pic:cNvPicPr>
                   </pic:nvPicPr>
                   <pic:blipFill>
-                    <a:blip r:embed="rId13">
+                    <a:blip r:embed="rId13" cstate="print">
                       <a:extLst>
                         <a:ext uri="{28A0092B-C50C-407E-A947-70E740481C1C}">
                           <a14:useLocalDpi xmlns:a14="http://schemas.microsoft.com/office/drawing/2010/main" val="0"/>
@@ -1997,7 +2052,7 @@
                   <pic:spPr bwMode="auto">
                     <a:xfrm>
                       <a:off x="0" y="0"/>
-                      <a:ext cx="4254500" cy="3906520"/>
+                      <a:ext cx="1976562" cy="1814897"/>
                     </a:xfrm>
                     <a:prstGeom prst="rect">
                       <a:avLst/>
@@ -2014,11 +2069,18 @@
     <w:p>
       <w:pPr>
         <w:pStyle w:val="a"/>
+        <w:spacing w:before="120"/>
         <w:ind w:firstLine="0"/>
         <w:jc w:val="center"/>
       </w:pPr>
       <w:r>
-        <w:t xml:space="preserve">Рисунок 10.3 Модель врага, исполняющего анимацию </w:t>
+        <w:t>Рисунок 10.</w:t>
+      </w:r>
+      <w:r>
+        <w:t>4</w:t>
+      </w:r>
+      <w:r>
+        <w:t xml:space="preserve"> Модель врага, исполняющего анимацию </w:t>
       </w:r>
       <w:proofErr w:type="spellStart"/>
       <w:r>
@@ -2052,6 +2114,74 @@
     </w:p>
     <w:p>
       <w:pPr>
+        <w:pStyle w:val="a"/>
+      </w:pPr>
+      <w:r>
+        <w:t>Скриншот врага, исполняющего анимацию</w:t>
+      </w:r>
+      <w:r>
+        <w:t xml:space="preserve"> </w:t>
+      </w:r>
+      <w:r>
+        <w:rPr>
+          <w:lang w:val="en-US"/>
+        </w:rPr>
+        <w:t>Standing</w:t>
+      </w:r>
+      <w:r>
+        <w:t xml:space="preserve"> </w:t>
+      </w:r>
+      <w:r>
+        <w:rPr>
+          <w:lang w:val="en-US"/>
+        </w:rPr>
+        <w:t>Melee</w:t>
+      </w:r>
+      <w:r>
+        <w:t xml:space="preserve"> </w:t>
+      </w:r>
+      <w:r>
+        <w:rPr>
+          <w:lang w:val="en-US"/>
+        </w:rPr>
+        <w:t>Combo</w:t>
+      </w:r>
+      <w:r>
+        <w:t xml:space="preserve"> </w:t>
+      </w:r>
+      <w:r>
+        <w:rPr>
+          <w:lang w:val="en-US"/>
+        </w:rPr>
+        <w:t>Attack</w:t>
+      </w:r>
+      <w:r>
+        <w:t xml:space="preserve"> </w:t>
+      </w:r>
+      <w:r>
+        <w:rPr>
+          <w:lang w:val="en-US"/>
+        </w:rPr>
+        <w:t>Ver</w:t>
+      </w:r>
+      <w:r>
+        <w:t>.2</w:t>
+      </w:r>
+      <w:r>
+        <w:t xml:space="preserve"> </w:t>
+      </w:r>
+      <w:r>
+        <w:t>в mixamo.com, представлен на рисунке 10.</w:t>
+      </w:r>
+      <w:r>
+        <w:t>5</w:t>
+      </w:r>
+      <w:r>
+        <w:t>.</w:t>
+      </w:r>
+    </w:p>
+    <w:p>
+      <w:pPr>
         <w:jc w:val="center"/>
       </w:pPr>
       <w:r>
@@ -2059,9 +2189,9 @@
           <w:noProof/>
         </w:rPr>
         <w:drawing>
-          <wp:inline distT="0" distB="0" distL="0" distR="0" wp14:anchorId="05CBFB69" wp14:editId="5D31B8C4">
-            <wp:extent cx="4085590" cy="3802380"/>
-            <wp:effectExtent l="0" t="0" r="0" b="0"/>
+          <wp:inline distT="0" distB="0" distL="0" distR="0" wp14:anchorId="05CBFB69" wp14:editId="441D1AAE">
+            <wp:extent cx="1759967" cy="1637969"/>
+            <wp:effectExtent l="0" t="0" r="0" b="635"/>
             <wp:docPr id="6" name="Image5"/>
             <wp:cNvGraphicFramePr>
               <a:graphicFrameLocks xmlns:a="http://schemas.openxmlformats.org/drawingml/2006/main" noChangeAspect="1"/>
@@ -2076,7 +2206,7 @@
                     </pic:cNvPicPr>
                   </pic:nvPicPr>
                   <pic:blipFill>
-                    <a:blip r:embed="rId14">
+                    <a:blip r:embed="rId14" cstate="print">
                       <a:extLst>
                         <a:ext uri="{28A0092B-C50C-407E-A947-70E740481C1C}">
                           <a14:useLocalDpi xmlns:a14="http://schemas.microsoft.com/office/drawing/2010/main" val="0"/>
@@ -2090,7 +2220,7 @@
                   <pic:spPr bwMode="auto">
                     <a:xfrm>
                       <a:off x="0" y="0"/>
-                      <a:ext cx="4085590" cy="3802380"/>
+                      <a:ext cx="1775420" cy="1652351"/>
                     </a:xfrm>
                     <a:prstGeom prst="rect">
                       <a:avLst/>
@@ -2106,148 +2236,114 @@
     </w:p>
     <w:p>
       <w:pPr>
+        <w:pStyle w:val="a"/>
+        <w:spacing w:before="120"/>
+        <w:ind w:firstLine="0"/>
         <w:jc w:val="center"/>
       </w:pPr>
-    </w:p>
-    <w:p>
-      <w:pPr>
-        <w:jc w:val="center"/>
-      </w:pPr>
-    </w:p>
-    <w:p>
-      <w:pPr>
-        <w:jc w:val="center"/>
-      </w:pPr>
-    </w:p>
-    <w:p>
-      <w:pPr>
-        <w:jc w:val="center"/>
-      </w:pPr>
-    </w:p>
-    <w:p>
-      <w:pPr>
-        <w:jc w:val="center"/>
-      </w:pPr>
-    </w:p>
-    <w:p>
-      <w:pPr>
-        <w:jc w:val="center"/>
-      </w:pPr>
-    </w:p>
-    <w:p>
-      <w:pPr>
-        <w:jc w:val="center"/>
-      </w:pPr>
-    </w:p>
-    <w:p>
-      <w:pPr>
-        <w:jc w:val="center"/>
-      </w:pPr>
-    </w:p>
-    <w:p>
-      <w:pPr>
-        <w:jc w:val="center"/>
-      </w:pPr>
-    </w:p>
-    <w:p>
-      <w:pPr>
-        <w:jc w:val="center"/>
-      </w:pPr>
-    </w:p>
-    <w:p>
-      <w:pPr>
-        <w:jc w:val="center"/>
-      </w:pPr>
-    </w:p>
-    <w:p>
-      <w:pPr>
-        <w:jc w:val="center"/>
-      </w:pPr>
-    </w:p>
-    <w:p>
-      <w:pPr>
-        <w:jc w:val="center"/>
-      </w:pPr>
+      <w:r>
+        <w:t>Рисунок 10.</w:t>
+      </w:r>
+      <w:r>
+        <w:t>5</w:t>
+      </w:r>
+      <w:r>
+        <w:t xml:space="preserve"> Модель врага, исполняющего анимацию </w:t>
+      </w:r>
+      <w:r>
+        <w:rPr>
+          <w:lang w:val="en-US"/>
+        </w:rPr>
+        <w:t>Standing</w:t>
+      </w:r>
+      <w:r>
+        <w:t xml:space="preserve"> </w:t>
+      </w:r>
+      <w:r>
+        <w:rPr>
+          <w:lang w:val="en-US"/>
+        </w:rPr>
+        <w:t>M</w:t>
+      </w:r>
+      <w:r>
+        <w:rPr>
+          <w:lang w:val="en-US"/>
+        </w:rPr>
+        <w:t>elee</w:t>
+      </w:r>
+      <w:r>
+        <w:t xml:space="preserve"> </w:t>
+      </w:r>
+      <w:r>
+        <w:rPr>
+          <w:lang w:val="en-US"/>
+        </w:rPr>
+        <w:t>C</w:t>
+      </w:r>
+      <w:r>
+        <w:rPr>
+          <w:lang w:val="en-US"/>
+        </w:rPr>
+        <w:t>ombo</w:t>
+      </w:r>
+      <w:r>
+        <w:t xml:space="preserve"> </w:t>
+      </w:r>
+      <w:r>
+        <w:rPr>
+          <w:lang w:val="en-US"/>
+        </w:rPr>
+        <w:t>A</w:t>
+      </w:r>
+      <w:r>
+        <w:rPr>
+          <w:lang w:val="en-US"/>
+        </w:rPr>
+        <w:t>ttack</w:t>
+      </w:r>
+      <w:r>
+        <w:t xml:space="preserve"> </w:t>
+      </w:r>
+      <w:r>
+        <w:rPr>
+          <w:lang w:val="en-US"/>
+        </w:rPr>
+        <w:t>V</w:t>
+      </w:r>
+      <w:r>
+        <w:rPr>
+          <w:lang w:val="en-US"/>
+        </w:rPr>
+        <w:t>er</w:t>
+      </w:r>
+      <w:r>
+        <w:t>.</w:t>
+      </w:r>
+      <w:proofErr w:type="gramStart"/>
+      <w:r>
+        <w:t>2</w:t>
+      </w:r>
+      <w:r>
+        <w:t xml:space="preserve">  в</w:t>
+      </w:r>
+      <w:proofErr w:type="gramEnd"/>
+      <w:r>
+        <w:t xml:space="preserve"> mixamo.com</w:t>
+      </w:r>
     </w:p>
     <w:p>
       <w:pPr>
         <w:pStyle w:val="a"/>
-      </w:pPr>
-      <w:r>
-        <w:t xml:space="preserve">Рисунок 10.3 Модель врага, исполняющего анимацию </w:t>
-      </w:r>
-      <w:r>
-        <w:rPr>
-          <w:lang w:val="en-US"/>
-        </w:rPr>
-        <w:t>Standing</w:t>
-      </w:r>
-      <w:r>
-        <w:t xml:space="preserve"> </w:t>
-      </w:r>
-      <w:r>
-        <w:rPr>
-          <w:lang w:val="en-US"/>
-        </w:rPr>
-        <w:t>Melee</w:t>
-      </w:r>
-      <w:r>
-        <w:t xml:space="preserve"> </w:t>
-      </w:r>
-      <w:r>
-        <w:rPr>
-          <w:lang w:val="en-US"/>
-        </w:rPr>
-        <w:t>Combo</w:t>
-      </w:r>
-      <w:r>
-        <w:t xml:space="preserve"> </w:t>
-      </w:r>
-      <w:r>
-        <w:rPr>
-          <w:lang w:val="en-US"/>
-        </w:rPr>
-        <w:t>Attack</w:t>
-      </w:r>
-      <w:r>
-        <w:t xml:space="preserve"> </w:t>
-      </w:r>
-      <w:r>
-        <w:rPr>
-          <w:lang w:val="en-US"/>
-        </w:rPr>
-        <w:t>Ver</w:t>
-      </w:r>
-      <w:r>
-        <w:t xml:space="preserve">. </w:t>
-      </w:r>
-      <w:proofErr w:type="gramStart"/>
-      <w:r>
-        <w:t xml:space="preserve">2  </w:t>
-      </w:r>
-      <w:r>
-        <w:t>в</w:t>
-      </w:r>
-      <w:proofErr w:type="gramEnd"/>
-      <w:r>
-        <w:t xml:space="preserve"> mixamo.com</w:t>
-      </w:r>
-    </w:p>
-    <w:p>
-      <w:pPr>
-        <w:pStyle w:val="a"/>
         <w:rPr>
           <w:b/>
         </w:rPr>
       </w:pPr>
       <w:r>
-        <w:t xml:space="preserve">Далее выбранные </w:t>
-      </w:r>
-      <w:proofErr w:type="spellStart"/>
-      <w:r>
-        <w:t>анимаци</w:t>
-      </w:r>
-      <w:proofErr w:type="spellEnd"/>
+        <w:t>Далее выбранные анимаци</w:t>
+      </w:r>
+      <w:r>
+        <w:t>и</w:t>
+      </w:r>
       <w:r>
         <w:t xml:space="preserve"> были скачаны в </w:t>
       </w:r>
@@ -2268,15 +2364,7 @@
         <w:t xml:space="preserve">, </w:t>
       </w:r>
       <w:r>
-        <w:t xml:space="preserve">после чего вместе с моделью врага были </w:t>
-      </w:r>
-      <w:proofErr w:type="spellStart"/>
-      <w:r>
-        <w:t>добавленны</w:t>
-      </w:r>
-      <w:proofErr w:type="spellEnd"/>
-      <w:r>
-        <w:t xml:space="preserve"> в проект в общую папку (см. рис.10.4).</w:t>
+        <w:t>после чего вместе с моделью врага были добавлены в проект в общую папку (см. рис.10.4).</w:t>
       </w:r>
     </w:p>
     <w:p>
@@ -2284,14 +2372,17 @@
         <w:pStyle w:val="a"/>
         <w:ind w:firstLine="0"/>
         <w:jc w:val="center"/>
+        <w:rPr>
+          <w:rStyle w:val="a2"/>
+        </w:rPr>
       </w:pPr>
       <w:r>
         <w:rPr>
           <w:noProof/>
         </w:rPr>
         <w:drawing>
-          <wp:inline distT="0" distB="0" distL="0" distR="0" wp14:anchorId="1852E0F6" wp14:editId="000580BC">
-            <wp:extent cx="5940425" cy="3752215"/>
+          <wp:inline distT="0" distB="0" distL="0" distR="0" wp14:anchorId="1852E0F6" wp14:editId="48641F99">
+            <wp:extent cx="2751152" cy="1737741"/>
             <wp:effectExtent l="0" t="0" r="0" b="0"/>
             <wp:docPr id="7" name="Image6"/>
             <wp:cNvGraphicFramePr>
@@ -2321,7 +2412,7 @@
                   <pic:spPr bwMode="auto">
                     <a:xfrm>
                       <a:off x="0" y="0"/>
-                      <a:ext cx="5940425" cy="3752215"/>
+                      <a:ext cx="2770680" cy="1750076"/>
                     </a:xfrm>
                     <a:prstGeom prst="rect">
                       <a:avLst/>
@@ -2334,19 +2425,1652 @@
           </wp:inline>
         </w:drawing>
       </w:r>
+    </w:p>
+    <w:p>
+      <w:pPr>
+        <w:pStyle w:val="a"/>
+        <w:ind w:firstLine="0"/>
+        <w:jc w:val="center"/>
+        <w:rPr>
+          <w:rStyle w:val="a2"/>
+        </w:rPr>
+      </w:pPr>
+      <w:r>
+        <w:rPr>
+          <w:rStyle w:val="a2"/>
+        </w:rPr>
+        <w:t>Рис</w:t>
+      </w:r>
+      <w:r>
+        <w:rPr>
+          <w:rStyle w:val="a2"/>
+        </w:rPr>
+        <w:t>у</w:t>
+      </w:r>
+      <w:r>
+        <w:rPr>
+          <w:rStyle w:val="a2"/>
+        </w:rPr>
+        <w:t>нок 10.</w:t>
+      </w:r>
+      <w:r>
+        <w:rPr>
+          <w:rStyle w:val="a2"/>
+        </w:rPr>
+        <w:t>6</w:t>
+      </w:r>
+      <w:r>
+        <w:rPr>
+          <w:rStyle w:val="a2"/>
+        </w:rPr>
+        <w:t>. Модель врага и анимации в движке</w:t>
+      </w:r>
+    </w:p>
+    <w:p>
+      <w:pPr>
+        <w:pStyle w:val="a"/>
+        <w:rPr>
+          <w:rStyle w:val="a2"/>
+        </w:rPr>
+      </w:pPr>
+      <w:r>
+        <w:rPr>
+          <w:rStyle w:val="a2"/>
+        </w:rPr>
+        <w:lastRenderedPageBreak/>
+        <w:t xml:space="preserve">Далее при помощи объекта </w:t>
+      </w:r>
+      <w:r>
+        <w:rPr>
+          <w:rStyle w:val="a2"/>
+          <w:lang w:val="en-US"/>
+        </w:rPr>
+        <w:t>Animator</w:t>
+      </w:r>
+      <w:r>
+        <w:rPr>
+          <w:rStyle w:val="a2"/>
+        </w:rPr>
+        <w:t xml:space="preserve"> для врага была построена логика переходов в зависимости от его состояний</w:t>
+      </w:r>
+      <w:r>
+        <w:rPr>
+          <w:rStyle w:val="a2"/>
+        </w:rPr>
+        <w:t xml:space="preserve"> – бездействия, ходьбы или атаки (см. рисунок 10.7)</w:t>
+      </w:r>
+      <w:r>
+        <w:rPr>
+          <w:rStyle w:val="a2"/>
+        </w:rPr>
+        <w:t>.</w:t>
+      </w:r>
+    </w:p>
+    <w:p>
+      <w:pPr>
+        <w:pStyle w:val="a"/>
+        <w:ind w:firstLine="0"/>
+        <w:jc w:val="center"/>
+      </w:pPr>
+      <w:r>
+        <w:drawing>
+          <wp:inline distT="0" distB="0" distL="0" distR="0" wp14:anchorId="1B1A1696" wp14:editId="2454F0A2">
+            <wp:extent cx="4285753" cy="2207021"/>
+            <wp:effectExtent l="0" t="0" r="635" b="3175"/>
+            <wp:docPr id="1645116468" name="Picture 1"/>
+            <wp:cNvGraphicFramePr>
+              <a:graphicFrameLocks xmlns:a="http://schemas.openxmlformats.org/drawingml/2006/main" noChangeAspect="1"/>
+            </wp:cNvGraphicFramePr>
+            <a:graphic xmlns:a="http://schemas.openxmlformats.org/drawingml/2006/main">
+              <a:graphicData uri="http://schemas.openxmlformats.org/drawingml/2006/picture">
+                <pic:pic xmlns:pic="http://schemas.openxmlformats.org/drawingml/2006/picture">
+                  <pic:nvPicPr>
+                    <pic:cNvPr id="1645116468" name=""/>
+                    <pic:cNvPicPr/>
+                  </pic:nvPicPr>
+                  <pic:blipFill>
+                    <a:blip r:embed="rId16"/>
+                    <a:stretch>
+                      <a:fillRect/>
+                    </a:stretch>
+                  </pic:blipFill>
+                  <pic:spPr>
+                    <a:xfrm>
+                      <a:off x="0" y="0"/>
+                      <a:ext cx="4306712" cy="2217814"/>
+                    </a:xfrm>
+                    <a:prstGeom prst="rect">
+                      <a:avLst/>
+                    </a:prstGeom>
+                  </pic:spPr>
+                </pic:pic>
+              </a:graphicData>
+            </a:graphic>
+          </wp:inline>
+        </w:drawing>
+      </w:r>
+    </w:p>
+    <w:p>
+      <w:pPr>
+        <w:pStyle w:val="a"/>
+        <w:ind w:firstLine="0"/>
+        <w:jc w:val="center"/>
+        <w:rPr>
+          <w:lang w:val="en-US"/>
+        </w:rPr>
+      </w:pPr>
+      <w:r>
+        <w:t>Рисунок 10.7. Логика переходов для врага</w:t>
+      </w:r>
+    </w:p>
+    <w:p>
+      <w:pPr>
+        <w:pStyle w:val="a"/>
+      </w:pPr>
+      <w:r>
+        <w:t xml:space="preserve">Далее с помощью </w:t>
+      </w:r>
+      <w:r>
+        <w:t>Animation Event</w:t>
+      </w:r>
+      <w:r>
+        <w:t xml:space="preserve"> были реализованы активация и отключение коллайдеров-триггеров на руках врага (см. листинг 10.1).</w:t>
+      </w:r>
+    </w:p>
+    <w:tbl>
+      <w:tblPr>
+        <w:tblStyle w:val="TableGrid"/>
+        <w:tblW w:w="0" w:type="auto"/>
+        <w:tblLook w:val="04A0" w:firstRow="1" w:lastRow="0" w:firstColumn="1" w:lastColumn="0" w:noHBand="0" w:noVBand="1"/>
+      </w:tblPr>
+      <w:tblGrid>
+        <w:gridCol w:w="9344"/>
+      </w:tblGrid>
+      <w:tr>
+        <w:tc>
+          <w:tcPr>
+            <w:tcW w:w="9344" w:type="dxa"/>
+          </w:tcPr>
+          <w:p>
+            <w:pPr>
+              <w:pStyle w:val="a"/>
+              <w:rPr>
+                <w:rFonts w:ascii="Cascadia Mono" w:hAnsi="Cascadia Mono" w:cs="Cascadia Mono"/>
+                <w:sz w:val="19"/>
+                <w:szCs w:val="19"/>
+                <w:lang w:val="en-US"/>
+              </w:rPr>
+            </w:pPr>
+            <w:r>
+              <w:rPr>
+                <w:rFonts w:ascii="Cascadia Mono" w:hAnsi="Cascadia Mono" w:cs="Cascadia Mono"/>
+                <w:sz w:val="19"/>
+                <w:szCs w:val="19"/>
+                <w:lang w:val="en-US"/>
+              </w:rPr>
+              <w:t xml:space="preserve">using </w:t>
+            </w:r>
+            <w:proofErr w:type="spellStart"/>
+            <w:r>
+              <w:rPr>
+                <w:rFonts w:ascii="Cascadia Mono" w:hAnsi="Cascadia Mono" w:cs="Cascadia Mono"/>
+                <w:sz w:val="19"/>
+                <w:szCs w:val="19"/>
+                <w:lang w:val="en-US"/>
+              </w:rPr>
+              <w:t>UnityEngine</w:t>
+            </w:r>
+            <w:proofErr w:type="spellEnd"/>
+            <w:r>
+              <w:rPr>
+                <w:rFonts w:ascii="Cascadia Mono" w:hAnsi="Cascadia Mono" w:cs="Cascadia Mono"/>
+                <w:sz w:val="19"/>
+                <w:szCs w:val="19"/>
+                <w:lang w:val="en-US"/>
+              </w:rPr>
+              <w:t>;</w:t>
+            </w:r>
+          </w:p>
+          <w:p>
+            <w:pPr>
+              <w:pStyle w:val="a"/>
+              <w:rPr>
+                <w:rFonts w:ascii="Cascadia Mono" w:hAnsi="Cascadia Mono" w:cs="Cascadia Mono"/>
+                <w:sz w:val="19"/>
+                <w:szCs w:val="19"/>
+                <w:lang w:val="en-US"/>
+              </w:rPr>
+            </w:pPr>
+            <w:r>
+              <w:rPr>
+                <w:rFonts w:ascii="Cascadia Mono" w:hAnsi="Cascadia Mono" w:cs="Cascadia Mono"/>
+                <w:sz w:val="19"/>
+                <w:szCs w:val="19"/>
+                <w:lang w:val="en-US"/>
+              </w:rPr>
+              <w:t xml:space="preserve">public class </w:t>
+            </w:r>
+            <w:proofErr w:type="spellStart"/>
+            <w:proofErr w:type="gramStart"/>
+            <w:r>
+              <w:rPr>
+                <w:rFonts w:ascii="Cascadia Mono" w:hAnsi="Cascadia Mono" w:cs="Cascadia Mono"/>
+                <w:sz w:val="19"/>
+                <w:szCs w:val="19"/>
+                <w:lang w:val="en-US"/>
+              </w:rPr>
+              <w:t>AnimationEventSripts</w:t>
+            </w:r>
+            <w:proofErr w:type="spellEnd"/>
+            <w:r>
+              <w:rPr>
+                <w:rFonts w:ascii="Cascadia Mono" w:hAnsi="Cascadia Mono" w:cs="Cascadia Mono"/>
+                <w:sz w:val="19"/>
+                <w:szCs w:val="19"/>
+                <w:lang w:val="en-US"/>
+              </w:rPr>
+              <w:t xml:space="preserve"> :</w:t>
+            </w:r>
+            <w:proofErr w:type="gramEnd"/>
+            <w:r>
+              <w:rPr>
+                <w:rFonts w:ascii="Cascadia Mono" w:hAnsi="Cascadia Mono" w:cs="Cascadia Mono"/>
+                <w:sz w:val="19"/>
+                <w:szCs w:val="19"/>
+                <w:lang w:val="en-US"/>
+              </w:rPr>
+              <w:t xml:space="preserve"> </w:t>
+            </w:r>
+            <w:proofErr w:type="spellStart"/>
+            <w:r>
+              <w:rPr>
+                <w:rFonts w:ascii="Cascadia Mono" w:hAnsi="Cascadia Mono" w:cs="Cascadia Mono"/>
+                <w:sz w:val="19"/>
+                <w:szCs w:val="19"/>
+                <w:lang w:val="en-US"/>
+              </w:rPr>
+              <w:t>MonoBehaviour</w:t>
+            </w:r>
+            <w:proofErr w:type="spellEnd"/>
+          </w:p>
+          <w:p>
+            <w:pPr>
+              <w:pStyle w:val="a"/>
+              <w:rPr>
+                <w:rFonts w:ascii="Cascadia Mono" w:hAnsi="Cascadia Mono" w:cs="Cascadia Mono"/>
+                <w:sz w:val="19"/>
+                <w:szCs w:val="19"/>
+                <w:lang w:val="en-US"/>
+              </w:rPr>
+            </w:pPr>
+            <w:r>
+              <w:rPr>
+                <w:rFonts w:ascii="Cascadia Mono" w:hAnsi="Cascadia Mono" w:cs="Cascadia Mono"/>
+                <w:sz w:val="19"/>
+                <w:szCs w:val="19"/>
+                <w:lang w:val="en-US"/>
+              </w:rPr>
+              <w:t>{</w:t>
+            </w:r>
+          </w:p>
+          <w:p>
+            <w:pPr>
+              <w:pStyle w:val="a"/>
+              <w:rPr>
+                <w:rFonts w:ascii="Cascadia Mono" w:hAnsi="Cascadia Mono" w:cs="Cascadia Mono"/>
+                <w:sz w:val="19"/>
+                <w:szCs w:val="19"/>
+                <w:lang w:val="en-US"/>
+              </w:rPr>
+            </w:pPr>
+            <w:r>
+              <w:rPr>
+                <w:rFonts w:ascii="Cascadia Mono" w:hAnsi="Cascadia Mono" w:cs="Cascadia Mono"/>
+                <w:sz w:val="19"/>
+                <w:szCs w:val="19"/>
+                <w:lang w:val="en-US"/>
+              </w:rPr>
+              <w:t xml:space="preserve">    [</w:t>
+            </w:r>
+            <w:proofErr w:type="spellStart"/>
+            <w:r>
+              <w:rPr>
+                <w:rFonts w:ascii="Cascadia Mono" w:hAnsi="Cascadia Mono" w:cs="Cascadia Mono"/>
+                <w:sz w:val="19"/>
+                <w:szCs w:val="19"/>
+                <w:lang w:val="en-US"/>
+              </w:rPr>
+              <w:t>SerializeField</w:t>
+            </w:r>
+            <w:proofErr w:type="spellEnd"/>
+            <w:r>
+              <w:rPr>
+                <w:rFonts w:ascii="Cascadia Mono" w:hAnsi="Cascadia Mono" w:cs="Cascadia Mono"/>
+                <w:sz w:val="19"/>
+                <w:szCs w:val="19"/>
+                <w:lang w:val="en-US"/>
+              </w:rPr>
+              <w:t>] public Animator animator1;</w:t>
+            </w:r>
+          </w:p>
+          <w:p>
+            <w:pPr>
+              <w:pStyle w:val="a"/>
+              <w:rPr>
+                <w:rFonts w:ascii="Cascadia Mono" w:hAnsi="Cascadia Mono" w:cs="Cascadia Mono"/>
+                <w:sz w:val="19"/>
+                <w:szCs w:val="19"/>
+                <w:lang w:val="en-US"/>
+              </w:rPr>
+            </w:pPr>
+            <w:r>
+              <w:rPr>
+                <w:rFonts w:ascii="Cascadia Mono" w:hAnsi="Cascadia Mono" w:cs="Cascadia Mono"/>
+                <w:sz w:val="19"/>
+                <w:szCs w:val="19"/>
+                <w:lang w:val="en-US"/>
+              </w:rPr>
+              <w:t xml:space="preserve">    [</w:t>
+            </w:r>
+            <w:proofErr w:type="spellStart"/>
+            <w:r>
+              <w:rPr>
+                <w:rFonts w:ascii="Cascadia Mono" w:hAnsi="Cascadia Mono" w:cs="Cascadia Mono"/>
+                <w:sz w:val="19"/>
+                <w:szCs w:val="19"/>
+                <w:lang w:val="en-US"/>
+              </w:rPr>
+              <w:t>SerializeField</w:t>
+            </w:r>
+            <w:proofErr w:type="spellEnd"/>
+            <w:r>
+              <w:rPr>
+                <w:rFonts w:ascii="Cascadia Mono" w:hAnsi="Cascadia Mono" w:cs="Cascadia Mono"/>
+                <w:sz w:val="19"/>
+                <w:szCs w:val="19"/>
+                <w:lang w:val="en-US"/>
+              </w:rPr>
+              <w:t xml:space="preserve">] </w:t>
+            </w:r>
+            <w:proofErr w:type="spellStart"/>
+            <w:r>
+              <w:rPr>
+                <w:rFonts w:ascii="Cascadia Mono" w:hAnsi="Cascadia Mono" w:cs="Cascadia Mono"/>
+                <w:sz w:val="19"/>
+                <w:szCs w:val="19"/>
+                <w:lang w:val="en-US"/>
+              </w:rPr>
+              <w:t>EnemyStateManager</w:t>
+            </w:r>
+            <w:proofErr w:type="spellEnd"/>
+            <w:r>
+              <w:rPr>
+                <w:rFonts w:ascii="Cascadia Mono" w:hAnsi="Cascadia Mono" w:cs="Cascadia Mono"/>
+                <w:sz w:val="19"/>
+                <w:szCs w:val="19"/>
+                <w:lang w:val="en-US"/>
+              </w:rPr>
+              <w:t xml:space="preserve"> </w:t>
+            </w:r>
+            <w:proofErr w:type="spellStart"/>
+            <w:r>
+              <w:rPr>
+                <w:rFonts w:ascii="Cascadia Mono" w:hAnsi="Cascadia Mono" w:cs="Cascadia Mono"/>
+                <w:sz w:val="19"/>
+                <w:szCs w:val="19"/>
+                <w:lang w:val="en-US"/>
+              </w:rPr>
+              <w:t>enemyStateManager</w:t>
+            </w:r>
+            <w:proofErr w:type="spellEnd"/>
+            <w:r>
+              <w:rPr>
+                <w:rFonts w:ascii="Cascadia Mono" w:hAnsi="Cascadia Mono" w:cs="Cascadia Mono"/>
+                <w:sz w:val="19"/>
+                <w:szCs w:val="19"/>
+                <w:lang w:val="en-US"/>
+              </w:rPr>
+              <w:t>;</w:t>
+            </w:r>
+          </w:p>
+          <w:p>
+            <w:pPr>
+              <w:pStyle w:val="a"/>
+              <w:rPr>
+                <w:rFonts w:ascii="Cascadia Mono" w:hAnsi="Cascadia Mono" w:cs="Cascadia Mono"/>
+                <w:sz w:val="19"/>
+                <w:szCs w:val="19"/>
+                <w:lang w:val="en-US"/>
+              </w:rPr>
+            </w:pPr>
+            <w:r>
+              <w:rPr>
+                <w:rFonts w:ascii="Cascadia Mono" w:hAnsi="Cascadia Mono" w:cs="Cascadia Mono"/>
+                <w:sz w:val="19"/>
+                <w:szCs w:val="19"/>
+                <w:lang w:val="en-US"/>
+              </w:rPr>
+              <w:t xml:space="preserve">    [</w:t>
+            </w:r>
+            <w:proofErr w:type="spellStart"/>
+            <w:r>
+              <w:rPr>
+                <w:rFonts w:ascii="Cascadia Mono" w:hAnsi="Cascadia Mono" w:cs="Cascadia Mono"/>
+                <w:sz w:val="19"/>
+                <w:szCs w:val="19"/>
+                <w:lang w:val="en-US"/>
+              </w:rPr>
+              <w:t>SerializeField</w:t>
+            </w:r>
+            <w:proofErr w:type="spellEnd"/>
+            <w:r>
+              <w:rPr>
+                <w:rFonts w:ascii="Cascadia Mono" w:hAnsi="Cascadia Mono" w:cs="Cascadia Mono"/>
+                <w:sz w:val="19"/>
+                <w:szCs w:val="19"/>
+                <w:lang w:val="en-US"/>
+              </w:rPr>
+              <w:t xml:space="preserve">] </w:t>
+            </w:r>
+            <w:proofErr w:type="spellStart"/>
+            <w:r>
+              <w:rPr>
+                <w:rFonts w:ascii="Cascadia Mono" w:hAnsi="Cascadia Mono" w:cs="Cascadia Mono"/>
+                <w:sz w:val="19"/>
+                <w:szCs w:val="19"/>
+                <w:lang w:val="en-US"/>
+              </w:rPr>
+              <w:t>AttackState</w:t>
+            </w:r>
+            <w:proofErr w:type="spellEnd"/>
+            <w:r>
+              <w:rPr>
+                <w:rFonts w:ascii="Cascadia Mono" w:hAnsi="Cascadia Mono" w:cs="Cascadia Mono"/>
+                <w:sz w:val="19"/>
+                <w:szCs w:val="19"/>
+                <w:lang w:val="en-US"/>
+              </w:rPr>
+              <w:t xml:space="preserve"> </w:t>
+            </w:r>
+            <w:proofErr w:type="spellStart"/>
+            <w:r>
+              <w:rPr>
+                <w:rFonts w:ascii="Cascadia Mono" w:hAnsi="Cascadia Mono" w:cs="Cascadia Mono"/>
+                <w:sz w:val="19"/>
+                <w:szCs w:val="19"/>
+                <w:lang w:val="en-US"/>
+              </w:rPr>
+              <w:t>attackState</w:t>
+            </w:r>
+            <w:proofErr w:type="spellEnd"/>
+            <w:r>
+              <w:rPr>
+                <w:rFonts w:ascii="Cascadia Mono" w:hAnsi="Cascadia Mono" w:cs="Cascadia Mono"/>
+                <w:sz w:val="19"/>
+                <w:szCs w:val="19"/>
+                <w:lang w:val="en-US"/>
+              </w:rPr>
+              <w:t>;</w:t>
+            </w:r>
+          </w:p>
+          <w:p>
+            <w:pPr>
+              <w:pStyle w:val="a"/>
+              <w:rPr>
+                <w:rFonts w:ascii="Cascadia Mono" w:hAnsi="Cascadia Mono" w:cs="Cascadia Mono"/>
+                <w:sz w:val="19"/>
+                <w:szCs w:val="19"/>
+                <w:lang w:val="en-US"/>
+              </w:rPr>
+            </w:pPr>
+            <w:r>
+              <w:rPr>
+                <w:rFonts w:ascii="Cascadia Mono" w:hAnsi="Cascadia Mono" w:cs="Cascadia Mono"/>
+                <w:sz w:val="19"/>
+                <w:szCs w:val="19"/>
+                <w:lang w:val="en-US"/>
+              </w:rPr>
+              <w:t xml:space="preserve">    [</w:t>
+            </w:r>
+            <w:proofErr w:type="spellStart"/>
+            <w:r>
+              <w:rPr>
+                <w:rFonts w:ascii="Cascadia Mono" w:hAnsi="Cascadia Mono" w:cs="Cascadia Mono"/>
+                <w:sz w:val="19"/>
+                <w:szCs w:val="19"/>
+                <w:lang w:val="en-US"/>
+              </w:rPr>
+              <w:t>SerializeField</w:t>
+            </w:r>
+            <w:proofErr w:type="spellEnd"/>
+            <w:r>
+              <w:rPr>
+                <w:rFonts w:ascii="Cascadia Mono" w:hAnsi="Cascadia Mono" w:cs="Cascadia Mono"/>
+                <w:sz w:val="19"/>
+                <w:szCs w:val="19"/>
+                <w:lang w:val="en-US"/>
+              </w:rPr>
+              <w:t>] Collider damager1;</w:t>
+            </w:r>
+          </w:p>
+          <w:p>
+            <w:pPr>
+              <w:pStyle w:val="a"/>
+              <w:rPr>
+                <w:rFonts w:ascii="Cascadia Mono" w:hAnsi="Cascadia Mono" w:cs="Cascadia Mono"/>
+                <w:sz w:val="19"/>
+                <w:szCs w:val="19"/>
+                <w:lang w:val="en-US"/>
+              </w:rPr>
+            </w:pPr>
+            <w:r>
+              <w:rPr>
+                <w:rFonts w:ascii="Cascadia Mono" w:hAnsi="Cascadia Mono" w:cs="Cascadia Mono"/>
+                <w:sz w:val="19"/>
+                <w:szCs w:val="19"/>
+                <w:lang w:val="en-US"/>
+              </w:rPr>
+              <w:t xml:space="preserve">    [</w:t>
+            </w:r>
+            <w:proofErr w:type="spellStart"/>
+            <w:r>
+              <w:rPr>
+                <w:rFonts w:ascii="Cascadia Mono" w:hAnsi="Cascadia Mono" w:cs="Cascadia Mono"/>
+                <w:sz w:val="19"/>
+                <w:szCs w:val="19"/>
+                <w:lang w:val="en-US"/>
+              </w:rPr>
+              <w:t>SerializeField</w:t>
+            </w:r>
+            <w:proofErr w:type="spellEnd"/>
+            <w:r>
+              <w:rPr>
+                <w:rFonts w:ascii="Cascadia Mono" w:hAnsi="Cascadia Mono" w:cs="Cascadia Mono"/>
+                <w:sz w:val="19"/>
+                <w:szCs w:val="19"/>
+                <w:lang w:val="en-US"/>
+              </w:rPr>
+              <w:t>] Collider damager2;</w:t>
+            </w:r>
+          </w:p>
+          <w:p>
+            <w:pPr>
+              <w:pStyle w:val="a"/>
+              <w:rPr>
+                <w:rFonts w:ascii="Cascadia Mono" w:hAnsi="Cascadia Mono" w:cs="Cascadia Mono"/>
+                <w:sz w:val="19"/>
+                <w:szCs w:val="19"/>
+                <w:lang w:val="en-US"/>
+              </w:rPr>
+            </w:pPr>
+            <w:r>
+              <w:rPr>
+                <w:rFonts w:ascii="Cascadia Mono" w:hAnsi="Cascadia Mono" w:cs="Cascadia Mono"/>
+                <w:sz w:val="19"/>
+                <w:szCs w:val="19"/>
+                <w:lang w:val="en-US"/>
+              </w:rPr>
+              <w:t xml:space="preserve">    private void </w:t>
+            </w:r>
+            <w:proofErr w:type="gramStart"/>
+            <w:r>
+              <w:rPr>
+                <w:rFonts w:ascii="Cascadia Mono" w:hAnsi="Cascadia Mono" w:cs="Cascadia Mono"/>
+                <w:sz w:val="19"/>
+                <w:szCs w:val="19"/>
+                <w:lang w:val="en-US"/>
+              </w:rPr>
+              <w:t>Awake(){</w:t>
+            </w:r>
+            <w:proofErr w:type="gramEnd"/>
+          </w:p>
+          <w:p>
+            <w:pPr>
+              <w:pStyle w:val="a"/>
+              <w:rPr>
+                <w:rFonts w:ascii="Cascadia Mono" w:hAnsi="Cascadia Mono" w:cs="Cascadia Mono"/>
+                <w:sz w:val="19"/>
+                <w:szCs w:val="19"/>
+                <w:lang w:val="en-US"/>
+              </w:rPr>
+            </w:pPr>
+            <w:r>
+              <w:rPr>
+                <w:rFonts w:ascii="Cascadia Mono" w:hAnsi="Cascadia Mono" w:cs="Cascadia Mono"/>
+                <w:sz w:val="19"/>
+                <w:szCs w:val="19"/>
+                <w:lang w:val="en-US"/>
+              </w:rPr>
+              <w:t xml:space="preserve">        </w:t>
+            </w:r>
+            <w:proofErr w:type="spellStart"/>
+            <w:r>
+              <w:rPr>
+                <w:rFonts w:ascii="Cascadia Mono" w:hAnsi="Cascadia Mono" w:cs="Cascadia Mono"/>
+                <w:sz w:val="19"/>
+                <w:szCs w:val="19"/>
+                <w:lang w:val="en-US"/>
+              </w:rPr>
+              <w:t>enemyStateManager</w:t>
+            </w:r>
+            <w:proofErr w:type="spellEnd"/>
+            <w:r>
+              <w:rPr>
+                <w:rFonts w:ascii="Cascadia Mono" w:hAnsi="Cascadia Mono" w:cs="Cascadia Mono"/>
+                <w:sz w:val="19"/>
+                <w:szCs w:val="19"/>
+                <w:lang w:val="en-US"/>
+              </w:rPr>
+              <w:t xml:space="preserve"> = </w:t>
+            </w:r>
+            <w:proofErr w:type="spellStart"/>
+            <w:proofErr w:type="gramStart"/>
+            <w:r>
+              <w:rPr>
+                <w:rFonts w:ascii="Cascadia Mono" w:hAnsi="Cascadia Mono" w:cs="Cascadia Mono"/>
+                <w:sz w:val="19"/>
+                <w:szCs w:val="19"/>
+                <w:lang w:val="en-US"/>
+              </w:rPr>
+              <w:t>this.GetComponent</w:t>
+            </w:r>
+            <w:proofErr w:type="spellEnd"/>
+            <w:proofErr w:type="gramEnd"/>
+            <w:r>
+              <w:rPr>
+                <w:rFonts w:ascii="Cascadia Mono" w:hAnsi="Cascadia Mono" w:cs="Cascadia Mono"/>
+                <w:sz w:val="19"/>
+                <w:szCs w:val="19"/>
+                <w:lang w:val="en-US"/>
+              </w:rPr>
+              <w:t>&lt;</w:t>
+            </w:r>
+            <w:proofErr w:type="spellStart"/>
+            <w:r>
+              <w:rPr>
+                <w:rFonts w:ascii="Cascadia Mono" w:hAnsi="Cascadia Mono" w:cs="Cascadia Mono"/>
+                <w:sz w:val="19"/>
+                <w:szCs w:val="19"/>
+                <w:lang w:val="en-US"/>
+              </w:rPr>
+              <w:t>EnemyStateManager</w:t>
+            </w:r>
+            <w:proofErr w:type="spellEnd"/>
+            <w:proofErr w:type="gramStart"/>
+            <w:r>
+              <w:rPr>
+                <w:rFonts w:ascii="Cascadia Mono" w:hAnsi="Cascadia Mono" w:cs="Cascadia Mono"/>
+                <w:sz w:val="19"/>
+                <w:szCs w:val="19"/>
+                <w:lang w:val="en-US"/>
+              </w:rPr>
+              <w:t>&gt;(</w:t>
+            </w:r>
+            <w:proofErr w:type="gramEnd"/>
+            <w:r>
+              <w:rPr>
+                <w:rFonts w:ascii="Cascadia Mono" w:hAnsi="Cascadia Mono" w:cs="Cascadia Mono"/>
+                <w:sz w:val="19"/>
+                <w:szCs w:val="19"/>
+                <w:lang w:val="en-US"/>
+              </w:rPr>
+              <w:t>);}</w:t>
+            </w:r>
+          </w:p>
+          <w:p>
+            <w:pPr>
+              <w:pStyle w:val="a"/>
+              <w:rPr>
+                <w:rFonts w:ascii="Cascadia Mono" w:hAnsi="Cascadia Mono" w:cs="Cascadia Mono"/>
+                <w:sz w:val="19"/>
+                <w:szCs w:val="19"/>
+                <w:lang w:val="en-US"/>
+              </w:rPr>
+            </w:pPr>
+            <w:r>
+              <w:rPr>
+                <w:rFonts w:ascii="Cascadia Mono" w:hAnsi="Cascadia Mono" w:cs="Cascadia Mono"/>
+                <w:sz w:val="19"/>
+                <w:szCs w:val="19"/>
+                <w:lang w:val="en-US"/>
+              </w:rPr>
+              <w:t xml:space="preserve">   </w:t>
+            </w:r>
+          </w:p>
+          <w:p>
+            <w:pPr>
+              <w:pStyle w:val="a"/>
+              <w:rPr>
+                <w:rFonts w:ascii="Cascadia Mono" w:hAnsi="Cascadia Mono" w:cs="Cascadia Mono"/>
+                <w:sz w:val="19"/>
+                <w:szCs w:val="19"/>
+                <w:lang w:val="en-US"/>
+              </w:rPr>
+            </w:pPr>
+            <w:r>
+              <w:rPr>
+                <w:rFonts w:ascii="Cascadia Mono" w:hAnsi="Cascadia Mono" w:cs="Cascadia Mono"/>
+                <w:sz w:val="19"/>
+                <w:szCs w:val="19"/>
+                <w:lang w:val="en-US"/>
+              </w:rPr>
+              <w:t xml:space="preserve">    public void OnOffDamager1(int </w:t>
+            </w:r>
+            <w:proofErr w:type="spellStart"/>
+            <w:r>
+              <w:rPr>
+                <w:rFonts w:ascii="Cascadia Mono" w:hAnsi="Cascadia Mono" w:cs="Cascadia Mono"/>
+                <w:sz w:val="19"/>
+                <w:szCs w:val="19"/>
+                <w:lang w:val="en-US"/>
+              </w:rPr>
+              <w:t>onoff</w:t>
+            </w:r>
+            <w:proofErr w:type="spellEnd"/>
+            <w:r>
+              <w:rPr>
+                <w:rFonts w:ascii="Cascadia Mono" w:hAnsi="Cascadia Mono" w:cs="Cascadia Mono"/>
+                <w:sz w:val="19"/>
+                <w:szCs w:val="19"/>
+                <w:lang w:val="en-US"/>
+              </w:rPr>
+              <w:t>)</w:t>
+            </w:r>
+          </w:p>
+          <w:p>
+            <w:pPr>
+              <w:pStyle w:val="a"/>
+              <w:rPr>
+                <w:rFonts w:ascii="Cascadia Mono" w:hAnsi="Cascadia Mono" w:cs="Cascadia Mono"/>
+                <w:sz w:val="19"/>
+                <w:szCs w:val="19"/>
+                <w:lang w:val="en-US"/>
+              </w:rPr>
+            </w:pPr>
+            <w:r>
+              <w:rPr>
+                <w:rFonts w:ascii="Cascadia Mono" w:hAnsi="Cascadia Mono" w:cs="Cascadia Mono"/>
+                <w:sz w:val="19"/>
+                <w:szCs w:val="19"/>
+                <w:lang w:val="en-US"/>
+              </w:rPr>
+              <w:t xml:space="preserve">    {</w:t>
+            </w:r>
+          </w:p>
+          <w:p>
+            <w:pPr>
+              <w:pStyle w:val="a"/>
+              <w:rPr>
+                <w:rFonts w:ascii="Cascadia Mono" w:hAnsi="Cascadia Mono" w:cs="Cascadia Mono"/>
+                <w:sz w:val="19"/>
+                <w:szCs w:val="19"/>
+                <w:lang w:val="en-US"/>
+              </w:rPr>
+            </w:pPr>
+            <w:r>
+              <w:rPr>
+                <w:rFonts w:ascii="Cascadia Mono" w:hAnsi="Cascadia Mono" w:cs="Cascadia Mono"/>
+                <w:sz w:val="19"/>
+                <w:szCs w:val="19"/>
+                <w:lang w:val="en-US"/>
+              </w:rPr>
+              <w:t xml:space="preserve">        if (</w:t>
+            </w:r>
+            <w:proofErr w:type="spellStart"/>
+            <w:r>
+              <w:rPr>
+                <w:rFonts w:ascii="Cascadia Mono" w:hAnsi="Cascadia Mono" w:cs="Cascadia Mono"/>
+                <w:sz w:val="19"/>
+                <w:szCs w:val="19"/>
+                <w:lang w:val="en-US"/>
+              </w:rPr>
+              <w:t>onoff</w:t>
+            </w:r>
+            <w:proofErr w:type="spellEnd"/>
+            <w:r>
+              <w:rPr>
+                <w:rFonts w:ascii="Cascadia Mono" w:hAnsi="Cascadia Mono" w:cs="Cascadia Mono"/>
+                <w:sz w:val="19"/>
+                <w:szCs w:val="19"/>
+                <w:lang w:val="en-US"/>
+              </w:rPr>
+              <w:t xml:space="preserve"> == 2)</w:t>
+            </w:r>
+          </w:p>
+          <w:p>
+            <w:pPr>
+              <w:pStyle w:val="a"/>
+              <w:rPr>
+                <w:rFonts w:ascii="Cascadia Mono" w:hAnsi="Cascadia Mono" w:cs="Cascadia Mono"/>
+                <w:sz w:val="19"/>
+                <w:szCs w:val="19"/>
+                <w:lang w:val="en-US"/>
+              </w:rPr>
+            </w:pPr>
+            <w:r>
+              <w:rPr>
+                <w:rFonts w:ascii="Cascadia Mono" w:hAnsi="Cascadia Mono" w:cs="Cascadia Mono"/>
+                <w:sz w:val="19"/>
+                <w:szCs w:val="19"/>
+                <w:lang w:val="en-US"/>
+              </w:rPr>
+              <w:t xml:space="preserve">        {damager1.enabled = false;}</w:t>
+            </w:r>
+          </w:p>
+          <w:p>
+            <w:pPr>
+              <w:pStyle w:val="a"/>
+              <w:rPr>
+                <w:rFonts w:ascii="Cascadia Mono" w:hAnsi="Cascadia Mono" w:cs="Cascadia Mono"/>
+                <w:sz w:val="19"/>
+                <w:szCs w:val="19"/>
+                <w:lang w:val="en-US"/>
+              </w:rPr>
+            </w:pPr>
+            <w:r>
+              <w:rPr>
+                <w:rFonts w:ascii="Cascadia Mono" w:hAnsi="Cascadia Mono" w:cs="Cascadia Mono"/>
+                <w:sz w:val="19"/>
+                <w:szCs w:val="19"/>
+                <w:lang w:val="en-US"/>
+              </w:rPr>
+              <w:t xml:space="preserve">        else if (</w:t>
+            </w:r>
+            <w:proofErr w:type="spellStart"/>
+            <w:r>
+              <w:rPr>
+                <w:rFonts w:ascii="Cascadia Mono" w:hAnsi="Cascadia Mono" w:cs="Cascadia Mono"/>
+                <w:sz w:val="19"/>
+                <w:szCs w:val="19"/>
+                <w:lang w:val="en-US"/>
+              </w:rPr>
+              <w:t>onoff</w:t>
+            </w:r>
+            <w:proofErr w:type="spellEnd"/>
+            <w:r>
+              <w:rPr>
+                <w:rFonts w:ascii="Cascadia Mono" w:hAnsi="Cascadia Mono" w:cs="Cascadia Mono"/>
+                <w:sz w:val="19"/>
+                <w:szCs w:val="19"/>
+                <w:lang w:val="en-US"/>
+              </w:rPr>
+              <w:t xml:space="preserve"> == 1) </w:t>
+            </w:r>
+          </w:p>
+          <w:p>
+            <w:pPr>
+              <w:pStyle w:val="a"/>
+              <w:rPr>
+                <w:rFonts w:ascii="Cascadia Mono" w:hAnsi="Cascadia Mono" w:cs="Cascadia Mono"/>
+                <w:sz w:val="19"/>
+                <w:szCs w:val="19"/>
+                <w:lang w:val="en-US"/>
+              </w:rPr>
+            </w:pPr>
+            <w:r>
+              <w:rPr>
+                <w:rFonts w:ascii="Cascadia Mono" w:hAnsi="Cascadia Mono" w:cs="Cascadia Mono"/>
+                <w:sz w:val="19"/>
+                <w:szCs w:val="19"/>
+                <w:lang w:val="en-US"/>
+              </w:rPr>
+              <w:t xml:space="preserve">        {damager1.enabled = true;}}</w:t>
+            </w:r>
+          </w:p>
+          <w:p>
+            <w:pPr>
+              <w:pStyle w:val="a"/>
+              <w:rPr>
+                <w:rFonts w:ascii="Cascadia Mono" w:hAnsi="Cascadia Mono" w:cs="Cascadia Mono"/>
+                <w:sz w:val="19"/>
+                <w:szCs w:val="19"/>
+                <w:lang w:val="en-US"/>
+              </w:rPr>
+            </w:pPr>
+            <w:r>
+              <w:rPr>
+                <w:rFonts w:ascii="Cascadia Mono" w:hAnsi="Cascadia Mono" w:cs="Cascadia Mono"/>
+                <w:sz w:val="19"/>
+                <w:szCs w:val="19"/>
+                <w:lang w:val="en-US"/>
+              </w:rPr>
+              <w:t xml:space="preserve">    public void OnOffDamager2(int </w:t>
+            </w:r>
+            <w:proofErr w:type="spellStart"/>
+            <w:r>
+              <w:rPr>
+                <w:rFonts w:ascii="Cascadia Mono" w:hAnsi="Cascadia Mono" w:cs="Cascadia Mono"/>
+                <w:sz w:val="19"/>
+                <w:szCs w:val="19"/>
+                <w:lang w:val="en-US"/>
+              </w:rPr>
+              <w:t>onoff</w:t>
+            </w:r>
+            <w:proofErr w:type="spellEnd"/>
+            <w:r>
+              <w:rPr>
+                <w:rFonts w:ascii="Cascadia Mono" w:hAnsi="Cascadia Mono" w:cs="Cascadia Mono"/>
+                <w:sz w:val="19"/>
+                <w:szCs w:val="19"/>
+                <w:lang w:val="en-US"/>
+              </w:rPr>
+              <w:t>)</w:t>
+            </w:r>
+          </w:p>
+          <w:p>
+            <w:pPr>
+              <w:pStyle w:val="a"/>
+              <w:rPr>
+                <w:rFonts w:ascii="Cascadia Mono" w:hAnsi="Cascadia Mono" w:cs="Cascadia Mono"/>
+                <w:sz w:val="19"/>
+                <w:szCs w:val="19"/>
+                <w:lang w:val="en-US"/>
+              </w:rPr>
+            </w:pPr>
+            <w:r>
+              <w:rPr>
+                <w:rFonts w:ascii="Cascadia Mono" w:hAnsi="Cascadia Mono" w:cs="Cascadia Mono"/>
+                <w:sz w:val="19"/>
+                <w:szCs w:val="19"/>
+                <w:lang w:val="en-US"/>
+              </w:rPr>
+              <w:t xml:space="preserve">    {</w:t>
+            </w:r>
+          </w:p>
+          <w:p>
+            <w:pPr>
+              <w:pStyle w:val="a"/>
+              <w:rPr>
+                <w:rFonts w:ascii="Cascadia Mono" w:hAnsi="Cascadia Mono" w:cs="Cascadia Mono"/>
+                <w:sz w:val="19"/>
+                <w:szCs w:val="19"/>
+                <w:lang w:val="en-US"/>
+              </w:rPr>
+            </w:pPr>
+            <w:r>
+              <w:rPr>
+                <w:rFonts w:ascii="Cascadia Mono" w:hAnsi="Cascadia Mono" w:cs="Cascadia Mono"/>
+                <w:sz w:val="19"/>
+                <w:szCs w:val="19"/>
+                <w:lang w:val="en-US"/>
+              </w:rPr>
+              <w:t xml:space="preserve">        if (</w:t>
+            </w:r>
+            <w:proofErr w:type="spellStart"/>
+            <w:r>
+              <w:rPr>
+                <w:rFonts w:ascii="Cascadia Mono" w:hAnsi="Cascadia Mono" w:cs="Cascadia Mono"/>
+                <w:sz w:val="19"/>
+                <w:szCs w:val="19"/>
+                <w:lang w:val="en-US"/>
+              </w:rPr>
+              <w:t>onoff</w:t>
+            </w:r>
+            <w:proofErr w:type="spellEnd"/>
+            <w:r>
+              <w:rPr>
+                <w:rFonts w:ascii="Cascadia Mono" w:hAnsi="Cascadia Mono" w:cs="Cascadia Mono"/>
+                <w:sz w:val="19"/>
+                <w:szCs w:val="19"/>
+                <w:lang w:val="en-US"/>
+              </w:rPr>
+              <w:t xml:space="preserve"> == 2)</w:t>
+            </w:r>
+          </w:p>
+          <w:p>
+            <w:pPr>
+              <w:pStyle w:val="a"/>
+              <w:rPr>
+                <w:rFonts w:ascii="Cascadia Mono" w:hAnsi="Cascadia Mono" w:cs="Cascadia Mono"/>
+                <w:sz w:val="19"/>
+                <w:szCs w:val="19"/>
+                <w:lang w:val="en-US"/>
+              </w:rPr>
+            </w:pPr>
+            <w:r>
+              <w:rPr>
+                <w:rFonts w:ascii="Cascadia Mono" w:hAnsi="Cascadia Mono" w:cs="Cascadia Mono"/>
+                <w:sz w:val="19"/>
+                <w:szCs w:val="19"/>
+                <w:lang w:val="en-US"/>
+              </w:rPr>
+              <w:t xml:space="preserve">        {damager2.enabled = false;}</w:t>
+            </w:r>
+          </w:p>
+          <w:p>
+            <w:pPr>
+              <w:pStyle w:val="a"/>
+              <w:rPr>
+                <w:rFonts w:ascii="Cascadia Mono" w:hAnsi="Cascadia Mono" w:cs="Cascadia Mono"/>
+                <w:sz w:val="19"/>
+                <w:szCs w:val="19"/>
+                <w:lang w:val="en-US"/>
+              </w:rPr>
+            </w:pPr>
+            <w:r>
+              <w:rPr>
+                <w:rFonts w:ascii="Cascadia Mono" w:hAnsi="Cascadia Mono" w:cs="Cascadia Mono"/>
+                <w:sz w:val="19"/>
+                <w:szCs w:val="19"/>
+                <w:lang w:val="en-US"/>
+              </w:rPr>
+              <w:t xml:space="preserve">        else if (</w:t>
+            </w:r>
+            <w:proofErr w:type="spellStart"/>
+            <w:r>
+              <w:rPr>
+                <w:rFonts w:ascii="Cascadia Mono" w:hAnsi="Cascadia Mono" w:cs="Cascadia Mono"/>
+                <w:sz w:val="19"/>
+                <w:szCs w:val="19"/>
+                <w:lang w:val="en-US"/>
+              </w:rPr>
+              <w:t>onoff</w:t>
+            </w:r>
+            <w:proofErr w:type="spellEnd"/>
+            <w:r>
+              <w:rPr>
+                <w:rFonts w:ascii="Cascadia Mono" w:hAnsi="Cascadia Mono" w:cs="Cascadia Mono"/>
+                <w:sz w:val="19"/>
+                <w:szCs w:val="19"/>
+                <w:lang w:val="en-US"/>
+              </w:rPr>
+              <w:t xml:space="preserve"> == 1)</w:t>
+            </w:r>
+          </w:p>
+          <w:p>
+            <w:pPr>
+              <w:pStyle w:val="a"/>
+              <w:rPr>
+                <w:rFonts w:ascii="Cascadia Mono" w:hAnsi="Cascadia Mono" w:cs="Cascadia Mono"/>
+                <w:sz w:val="19"/>
+                <w:szCs w:val="19"/>
+                <w:lang w:val="en-US"/>
+              </w:rPr>
+            </w:pPr>
+            <w:r>
+              <w:rPr>
+                <w:rFonts w:ascii="Cascadia Mono" w:hAnsi="Cascadia Mono" w:cs="Cascadia Mono"/>
+                <w:sz w:val="19"/>
+                <w:szCs w:val="19"/>
+                <w:lang w:val="en-US"/>
+              </w:rPr>
+              <w:t xml:space="preserve">        {damager2.enabled = true;}}}</w:t>
+            </w:r>
+          </w:p>
+        </w:tc>
+      </w:tr>
+    </w:tbl>
+    <w:p>
+      <w:pPr>
+        <w:pStyle w:val="a"/>
+        <w:ind w:firstLine="0"/>
+        <w:jc w:val="center"/>
+      </w:pPr>
+      <w:r>
+        <w:t>Листинг 10.1. Скрипт активации и отключения коллайдеров-триггеров</w:t>
+      </w:r>
+    </w:p>
+    <w:p>
+      <w:pPr>
+        <w:pStyle w:val="a"/>
+      </w:pPr>
+      <w:r>
+        <w:lastRenderedPageBreak/>
+        <w:t>С</w:t>
+      </w:r>
+      <w:r>
+        <w:t xml:space="preserve"> помощью </w:t>
+      </w:r>
+      <w:r>
+        <w:t>этих коллайдеров-триггеров</w:t>
+      </w:r>
+      <w:r>
+        <w:t xml:space="preserve"> и метода </w:t>
+      </w:r>
       <w:proofErr w:type="spellStart"/>
       <w:r>
         <w:rPr>
-          <w:rStyle w:val="a2"/>
-        </w:rPr>
-        <w:t>Рискнок</w:t>
+          <w:lang w:val="en-US"/>
+        </w:rPr>
+        <w:t>OnTriggerEnter</w:t>
       </w:r>
       <w:proofErr w:type="spellEnd"/>
       <w:r>
-        <w:rPr>
-          <w:rStyle w:val="a2"/>
-        </w:rPr>
-        <w:t xml:space="preserve"> 10.4. Модель врага и анимации в движке</w:t>
+        <w:t xml:space="preserve"> была реализована механика получения урона игроком</w:t>
+      </w:r>
+      <w:r>
+        <w:t xml:space="preserve"> (</w:t>
+      </w:r>
+      <w:r>
+        <w:t>см. листинг 10.2</w:t>
+      </w:r>
+      <w:r>
+        <w:t>)</w:t>
+      </w:r>
+      <w:r>
+        <w:t>.</w:t>
+      </w:r>
+    </w:p>
+    <w:tbl>
+      <w:tblPr>
+        <w:tblStyle w:val="TableGrid"/>
+        <w:tblW w:w="0" w:type="auto"/>
+        <w:tblLook w:val="04A0" w:firstRow="1" w:lastRow="0" w:firstColumn="1" w:lastColumn="0" w:noHBand="0" w:noVBand="1"/>
+      </w:tblPr>
+      <w:tblGrid>
+        <w:gridCol w:w="9344"/>
+      </w:tblGrid>
+      <w:tr>
+        <w:tc>
+          <w:tcPr>
+            <w:tcW w:w="9344" w:type="dxa"/>
+          </w:tcPr>
+          <w:p>
+            <w:pPr>
+              <w:pStyle w:val="a"/>
+              <w:rPr>
+                <w:rFonts w:ascii="Cascadia Mono" w:hAnsi="Cascadia Mono" w:cs="Cascadia Mono"/>
+                <w:sz w:val="19"/>
+                <w:szCs w:val="19"/>
+                <w:lang w:val="en-US"/>
+              </w:rPr>
+            </w:pPr>
+            <w:r>
+              <w:rPr>
+                <w:rFonts w:ascii="Cascadia Mono" w:hAnsi="Cascadia Mono" w:cs="Cascadia Mono"/>
+                <w:sz w:val="19"/>
+                <w:szCs w:val="19"/>
+                <w:lang w:val="en-US"/>
+              </w:rPr>
+              <w:t xml:space="preserve">using </w:t>
+            </w:r>
+            <w:proofErr w:type="spellStart"/>
+            <w:r>
+              <w:rPr>
+                <w:rFonts w:ascii="Cascadia Mono" w:hAnsi="Cascadia Mono" w:cs="Cascadia Mono"/>
+                <w:sz w:val="19"/>
+                <w:szCs w:val="19"/>
+                <w:lang w:val="en-US"/>
+              </w:rPr>
+              <w:t>UnityEngine</w:t>
+            </w:r>
+            <w:proofErr w:type="spellEnd"/>
+            <w:r>
+              <w:rPr>
+                <w:rFonts w:ascii="Cascadia Mono" w:hAnsi="Cascadia Mono" w:cs="Cascadia Mono"/>
+                <w:sz w:val="19"/>
+                <w:szCs w:val="19"/>
+                <w:lang w:val="en-US"/>
+              </w:rPr>
+              <w:t>;</w:t>
+            </w:r>
+          </w:p>
+          <w:p>
+            <w:pPr>
+              <w:pStyle w:val="a"/>
+              <w:rPr>
+                <w:rFonts w:ascii="Cascadia Mono" w:hAnsi="Cascadia Mono" w:cs="Cascadia Mono"/>
+                <w:sz w:val="19"/>
+                <w:szCs w:val="19"/>
+                <w:lang w:val="en-US"/>
+              </w:rPr>
+            </w:pPr>
+            <w:r>
+              <w:rPr>
+                <w:rFonts w:ascii="Cascadia Mono" w:hAnsi="Cascadia Mono" w:cs="Cascadia Mono"/>
+                <w:sz w:val="19"/>
+                <w:szCs w:val="19"/>
+                <w:lang w:val="en-US"/>
+              </w:rPr>
+              <w:t xml:space="preserve">public class </w:t>
+            </w:r>
+            <w:proofErr w:type="spellStart"/>
+            <w:proofErr w:type="gramStart"/>
+            <w:r>
+              <w:rPr>
+                <w:rFonts w:ascii="Cascadia Mono" w:hAnsi="Cascadia Mono" w:cs="Cascadia Mono"/>
+                <w:sz w:val="19"/>
+                <w:szCs w:val="19"/>
+                <w:lang w:val="en-US"/>
+              </w:rPr>
+              <w:t>PlayerHP</w:t>
+            </w:r>
+            <w:proofErr w:type="spellEnd"/>
+            <w:r>
+              <w:rPr>
+                <w:rFonts w:ascii="Cascadia Mono" w:hAnsi="Cascadia Mono" w:cs="Cascadia Mono"/>
+                <w:sz w:val="19"/>
+                <w:szCs w:val="19"/>
+                <w:lang w:val="en-US"/>
+              </w:rPr>
+              <w:t xml:space="preserve"> :</w:t>
+            </w:r>
+            <w:proofErr w:type="gramEnd"/>
+            <w:r>
+              <w:rPr>
+                <w:rFonts w:ascii="Cascadia Mono" w:hAnsi="Cascadia Mono" w:cs="Cascadia Mono"/>
+                <w:sz w:val="19"/>
+                <w:szCs w:val="19"/>
+                <w:lang w:val="en-US"/>
+              </w:rPr>
+              <w:t xml:space="preserve"> </w:t>
+            </w:r>
+            <w:proofErr w:type="spellStart"/>
+            <w:r>
+              <w:rPr>
+                <w:rFonts w:ascii="Cascadia Mono" w:hAnsi="Cascadia Mono" w:cs="Cascadia Mono"/>
+                <w:sz w:val="19"/>
+                <w:szCs w:val="19"/>
+                <w:lang w:val="en-US"/>
+              </w:rPr>
+              <w:t>MonoBehaviour</w:t>
+            </w:r>
+            <w:proofErr w:type="spellEnd"/>
+          </w:p>
+          <w:p>
+            <w:pPr>
+              <w:pStyle w:val="a"/>
+              <w:rPr>
+                <w:rFonts w:ascii="Cascadia Mono" w:hAnsi="Cascadia Mono" w:cs="Cascadia Mono"/>
+                <w:sz w:val="19"/>
+                <w:szCs w:val="19"/>
+                <w:lang w:val="en-US"/>
+              </w:rPr>
+            </w:pPr>
+            <w:r>
+              <w:rPr>
+                <w:rFonts w:ascii="Cascadia Mono" w:hAnsi="Cascadia Mono" w:cs="Cascadia Mono"/>
+                <w:sz w:val="19"/>
+                <w:szCs w:val="19"/>
+                <w:lang w:val="en-US"/>
+              </w:rPr>
+              <w:t>{</w:t>
+            </w:r>
+          </w:p>
+          <w:p>
+            <w:pPr>
+              <w:pStyle w:val="a"/>
+              <w:rPr>
+                <w:rFonts w:ascii="Cascadia Mono" w:hAnsi="Cascadia Mono" w:cs="Cascadia Mono"/>
+                <w:sz w:val="19"/>
+                <w:szCs w:val="19"/>
+                <w:lang w:val="en-US"/>
+              </w:rPr>
+            </w:pPr>
+            <w:r>
+              <w:rPr>
+                <w:rFonts w:ascii="Cascadia Mono" w:hAnsi="Cascadia Mono" w:cs="Cascadia Mono"/>
+                <w:sz w:val="19"/>
+                <w:szCs w:val="19"/>
+                <w:lang w:val="en-US"/>
+              </w:rPr>
+              <w:t xml:space="preserve">    int hp = 100;</w:t>
+            </w:r>
+          </w:p>
+          <w:p>
+            <w:pPr>
+              <w:pStyle w:val="a"/>
+              <w:rPr>
+                <w:rFonts w:ascii="Cascadia Mono" w:hAnsi="Cascadia Mono" w:cs="Cascadia Mono"/>
+                <w:sz w:val="19"/>
+                <w:szCs w:val="19"/>
+                <w:lang w:val="en-US"/>
+              </w:rPr>
+            </w:pPr>
+            <w:r>
+              <w:rPr>
+                <w:rFonts w:ascii="Cascadia Mono" w:hAnsi="Cascadia Mono" w:cs="Cascadia Mono"/>
+                <w:sz w:val="19"/>
+                <w:szCs w:val="19"/>
+                <w:lang w:val="en-US"/>
+              </w:rPr>
+              <w:t xml:space="preserve">    private void </w:t>
+            </w:r>
+            <w:proofErr w:type="spellStart"/>
+            <w:proofErr w:type="gramStart"/>
+            <w:r>
+              <w:rPr>
+                <w:rFonts w:ascii="Cascadia Mono" w:hAnsi="Cascadia Mono" w:cs="Cascadia Mono"/>
+                <w:sz w:val="19"/>
+                <w:szCs w:val="19"/>
+                <w:lang w:val="en-US"/>
+              </w:rPr>
+              <w:t>OnTriggerEnter</w:t>
+            </w:r>
+            <w:proofErr w:type="spellEnd"/>
+            <w:r>
+              <w:rPr>
+                <w:rFonts w:ascii="Cascadia Mono" w:hAnsi="Cascadia Mono" w:cs="Cascadia Mono"/>
+                <w:sz w:val="19"/>
+                <w:szCs w:val="19"/>
+                <w:lang w:val="en-US"/>
+              </w:rPr>
+              <w:t>(</w:t>
+            </w:r>
+            <w:proofErr w:type="gramEnd"/>
+            <w:r>
+              <w:rPr>
+                <w:rFonts w:ascii="Cascadia Mono" w:hAnsi="Cascadia Mono" w:cs="Cascadia Mono"/>
+                <w:sz w:val="19"/>
+                <w:szCs w:val="19"/>
+                <w:lang w:val="en-US"/>
+              </w:rPr>
+              <w:t>Collider other)</w:t>
+            </w:r>
+          </w:p>
+          <w:p>
+            <w:pPr>
+              <w:pStyle w:val="a"/>
+              <w:rPr>
+                <w:rFonts w:ascii="Cascadia Mono" w:hAnsi="Cascadia Mono" w:cs="Cascadia Mono"/>
+                <w:sz w:val="19"/>
+                <w:szCs w:val="19"/>
+                <w:lang w:val="en-US"/>
+              </w:rPr>
+            </w:pPr>
+            <w:r>
+              <w:rPr>
+                <w:rFonts w:ascii="Cascadia Mono" w:hAnsi="Cascadia Mono" w:cs="Cascadia Mono"/>
+                <w:sz w:val="19"/>
+                <w:szCs w:val="19"/>
+                <w:lang w:val="en-US"/>
+              </w:rPr>
+              <w:t xml:space="preserve">    {</w:t>
+            </w:r>
+          </w:p>
+          <w:p>
+            <w:pPr>
+              <w:pStyle w:val="a"/>
+              <w:rPr>
+                <w:rFonts w:ascii="Cascadia Mono" w:hAnsi="Cascadia Mono" w:cs="Cascadia Mono"/>
+                <w:sz w:val="19"/>
+                <w:szCs w:val="19"/>
+                <w:lang w:val="en-US"/>
+              </w:rPr>
+            </w:pPr>
+            <w:r>
+              <w:rPr>
+                <w:rFonts w:ascii="Cascadia Mono" w:hAnsi="Cascadia Mono" w:cs="Cascadia Mono"/>
+                <w:sz w:val="19"/>
+                <w:szCs w:val="19"/>
+                <w:lang w:val="en-US"/>
+              </w:rPr>
+              <w:t xml:space="preserve">        if (</w:t>
+            </w:r>
+            <w:proofErr w:type="spellStart"/>
+            <w:proofErr w:type="gramStart"/>
+            <w:r>
+              <w:rPr>
+                <w:rFonts w:ascii="Cascadia Mono" w:hAnsi="Cascadia Mono" w:cs="Cascadia Mono"/>
+                <w:sz w:val="19"/>
+                <w:szCs w:val="19"/>
+                <w:lang w:val="en-US"/>
+              </w:rPr>
+              <w:t>other.gameObject.TryGetComponent</w:t>
+            </w:r>
+            <w:proofErr w:type="spellEnd"/>
+            <w:proofErr w:type="gramEnd"/>
+            <w:r>
+              <w:rPr>
+                <w:rFonts w:ascii="Cascadia Mono" w:hAnsi="Cascadia Mono" w:cs="Cascadia Mono"/>
+                <w:sz w:val="19"/>
+                <w:szCs w:val="19"/>
+                <w:lang w:val="en-US"/>
+              </w:rPr>
+              <w:t xml:space="preserve">(out </w:t>
+            </w:r>
+            <w:proofErr w:type="spellStart"/>
+            <w:r>
+              <w:rPr>
+                <w:rFonts w:ascii="Cascadia Mono" w:hAnsi="Cascadia Mono" w:cs="Cascadia Mono"/>
+                <w:sz w:val="19"/>
+                <w:szCs w:val="19"/>
+                <w:lang w:val="en-US"/>
+              </w:rPr>
+              <w:t>EnemyDamager</w:t>
+            </w:r>
+            <w:proofErr w:type="spellEnd"/>
+            <w:r>
+              <w:rPr>
+                <w:rFonts w:ascii="Cascadia Mono" w:hAnsi="Cascadia Mono" w:cs="Cascadia Mono"/>
+                <w:sz w:val="19"/>
+                <w:szCs w:val="19"/>
+                <w:lang w:val="en-US"/>
+              </w:rPr>
+              <w:t xml:space="preserve"> </w:t>
+            </w:r>
+            <w:proofErr w:type="spellStart"/>
+            <w:r>
+              <w:rPr>
+                <w:rFonts w:ascii="Cascadia Mono" w:hAnsi="Cascadia Mono" w:cs="Cascadia Mono"/>
+                <w:sz w:val="19"/>
+                <w:szCs w:val="19"/>
+                <w:lang w:val="en-US"/>
+              </w:rPr>
+              <w:t>enemyDamager</w:t>
+            </w:r>
+            <w:proofErr w:type="spellEnd"/>
+            <w:r>
+              <w:rPr>
+                <w:rFonts w:ascii="Cascadia Mono" w:hAnsi="Cascadia Mono" w:cs="Cascadia Mono"/>
+                <w:sz w:val="19"/>
+                <w:szCs w:val="19"/>
+                <w:lang w:val="en-US"/>
+              </w:rPr>
+              <w:t>))</w:t>
+            </w:r>
+          </w:p>
+          <w:p>
+            <w:pPr>
+              <w:pStyle w:val="a"/>
+              <w:rPr>
+                <w:rFonts w:ascii="Cascadia Mono" w:hAnsi="Cascadia Mono" w:cs="Cascadia Mono"/>
+                <w:sz w:val="19"/>
+                <w:szCs w:val="19"/>
+                <w:lang w:val="en-US"/>
+              </w:rPr>
+            </w:pPr>
+            <w:r>
+              <w:rPr>
+                <w:rFonts w:ascii="Cascadia Mono" w:hAnsi="Cascadia Mono" w:cs="Cascadia Mono"/>
+                <w:sz w:val="19"/>
+                <w:szCs w:val="19"/>
+                <w:lang w:val="en-US"/>
+              </w:rPr>
+              <w:t xml:space="preserve">        {</w:t>
+            </w:r>
+            <w:proofErr w:type="spellStart"/>
+            <w:proofErr w:type="gramStart"/>
+            <w:r>
+              <w:rPr>
+                <w:rFonts w:ascii="Cascadia Mono" w:hAnsi="Cascadia Mono" w:cs="Cascadia Mono"/>
+                <w:sz w:val="19"/>
+                <w:szCs w:val="19"/>
+                <w:lang w:val="en-US"/>
+              </w:rPr>
+              <w:t>this.hp</w:t>
+            </w:r>
+            <w:proofErr w:type="spellEnd"/>
+            <w:proofErr w:type="gramEnd"/>
+            <w:r>
+              <w:rPr>
+                <w:rFonts w:ascii="Cascadia Mono" w:hAnsi="Cascadia Mono" w:cs="Cascadia Mono"/>
+                <w:sz w:val="19"/>
+                <w:szCs w:val="19"/>
+                <w:lang w:val="en-US"/>
+              </w:rPr>
+              <w:t xml:space="preserve"> -= </w:t>
+            </w:r>
+            <w:proofErr w:type="spellStart"/>
+            <w:r>
+              <w:rPr>
+                <w:rFonts w:ascii="Cascadia Mono" w:hAnsi="Cascadia Mono" w:cs="Cascadia Mono"/>
+                <w:sz w:val="19"/>
+                <w:szCs w:val="19"/>
+                <w:lang w:val="en-US"/>
+              </w:rPr>
+              <w:t>enemyDamager.enemyDmg</w:t>
+            </w:r>
+            <w:proofErr w:type="spellEnd"/>
+            <w:r>
+              <w:rPr>
+                <w:rFonts w:ascii="Cascadia Mono" w:hAnsi="Cascadia Mono" w:cs="Cascadia Mono"/>
+                <w:sz w:val="19"/>
+                <w:szCs w:val="19"/>
+                <w:lang w:val="en-US"/>
+              </w:rPr>
+              <w:t>;}</w:t>
+            </w:r>
+          </w:p>
+          <w:p>
+            <w:pPr>
+              <w:pStyle w:val="a"/>
+              <w:rPr>
+                <w:rFonts w:ascii="Cascadia Mono" w:hAnsi="Cascadia Mono" w:cs="Cascadia Mono"/>
+                <w:sz w:val="19"/>
+                <w:szCs w:val="19"/>
+                <w:lang w:val="en-US"/>
+              </w:rPr>
+            </w:pPr>
+            <w:r>
+              <w:rPr>
+                <w:rFonts w:ascii="Cascadia Mono" w:hAnsi="Cascadia Mono" w:cs="Cascadia Mono"/>
+                <w:sz w:val="19"/>
+                <w:szCs w:val="19"/>
+                <w:lang w:val="en-US"/>
+              </w:rPr>
+              <w:t xml:space="preserve">    }</w:t>
+            </w:r>
+          </w:p>
+          <w:p>
+            <w:pPr>
+              <w:pStyle w:val="a"/>
+              <w:rPr>
+                <w:rFonts w:ascii="Cascadia Mono" w:hAnsi="Cascadia Mono" w:cs="Cascadia Mono"/>
+                <w:sz w:val="19"/>
+                <w:szCs w:val="19"/>
+                <w:lang w:val="en-US"/>
+              </w:rPr>
+            </w:pPr>
+            <w:r>
+              <w:rPr>
+                <w:rFonts w:ascii="Cascadia Mono" w:hAnsi="Cascadia Mono" w:cs="Cascadia Mono"/>
+                <w:sz w:val="19"/>
+                <w:szCs w:val="19"/>
+                <w:lang w:val="en-US"/>
+              </w:rPr>
+              <w:t>}</w:t>
+            </w:r>
+          </w:p>
+        </w:tc>
+      </w:tr>
+    </w:tbl>
+    <w:p>
+      <w:pPr>
+        <w:pStyle w:val="a"/>
+        <w:ind w:firstLine="0"/>
+        <w:jc w:val="center"/>
+      </w:pPr>
+      <w:r>
+        <w:t>Листинг 10.2. Скрипт получения урона игроком</w:t>
+      </w:r>
+    </w:p>
+    <w:p>
+      <w:pPr>
+        <w:pStyle w:val="a"/>
+      </w:pPr>
+      <w:r>
+        <w:t xml:space="preserve">Отключение и активация коллайдеров-триггеров были реализованы при помощи </w:t>
+      </w:r>
+      <w:proofErr w:type="spellStart"/>
+      <w:r>
+        <w:rPr>
+          <w:lang w:val="en-US"/>
+        </w:rPr>
+        <w:t>AnimationEvent</w:t>
+      </w:r>
+      <w:proofErr w:type="spellEnd"/>
+      <w:r>
+        <w:t xml:space="preserve"> для анимации атаки. П</w:t>
+      </w:r>
+      <w:r>
+        <w:t xml:space="preserve">ри помощи </w:t>
+      </w:r>
+      <w:proofErr w:type="spellStart"/>
+      <w:r>
+        <w:rPr>
+          <w:lang w:val="en-US"/>
+        </w:rPr>
+        <w:t>AnimationEvent</w:t>
+      </w:r>
+      <w:proofErr w:type="spellEnd"/>
+      <w:r>
+        <w:t xml:space="preserve"> в момент, когда враг проигрывает определенные кадры анимации атаки, вызываются функции, активирующие и отключающие коллайдеры-триггеры</w:t>
+      </w:r>
+      <w:r>
+        <w:t xml:space="preserve"> (см. рисунок 10.8).</w:t>
+      </w:r>
+    </w:p>
+    <w:p>
+      <w:pPr>
+        <w:pStyle w:val="a"/>
+        <w:spacing w:before="120"/>
+        <w:ind w:firstLine="0"/>
+        <w:jc w:val="center"/>
+      </w:pPr>
+      <w:r>
+        <w:drawing>
+          <wp:inline distT="0" distB="0" distL="0" distR="0" wp14:anchorId="4852D65A" wp14:editId="3571B94C">
+            <wp:extent cx="5983700" cy="2663687"/>
+            <wp:effectExtent l="0" t="0" r="0" b="3810"/>
+            <wp:docPr id="1573005011" name="Picture 1"/>
+            <wp:cNvGraphicFramePr>
+              <a:graphicFrameLocks xmlns:a="http://schemas.openxmlformats.org/drawingml/2006/main" noChangeAspect="1"/>
+            </wp:cNvGraphicFramePr>
+            <a:graphic xmlns:a="http://schemas.openxmlformats.org/drawingml/2006/main">
+              <a:graphicData uri="http://schemas.openxmlformats.org/drawingml/2006/picture">
+                <pic:pic xmlns:pic="http://schemas.openxmlformats.org/drawingml/2006/picture">
+                  <pic:nvPicPr>
+                    <pic:cNvPr id="1573005011" name=""/>
+                    <pic:cNvPicPr/>
+                  </pic:nvPicPr>
+                  <pic:blipFill>
+                    <a:blip r:embed="rId17"/>
+                    <a:stretch>
+                      <a:fillRect/>
+                    </a:stretch>
+                  </pic:blipFill>
+                  <pic:spPr>
+                    <a:xfrm>
+                      <a:off x="0" y="0"/>
+                      <a:ext cx="5996298" cy="2669295"/>
+                    </a:xfrm>
+                    <a:prstGeom prst="rect">
+                      <a:avLst/>
+                    </a:prstGeom>
+                  </pic:spPr>
+                </pic:pic>
+              </a:graphicData>
+            </a:graphic>
+          </wp:inline>
+        </w:drawing>
+      </w:r>
+      <w:r>
+        <w:t xml:space="preserve">Рисунок 10.8. </w:t>
+      </w:r>
+      <w:proofErr w:type="spellStart"/>
+      <w:r>
+        <w:rPr>
+          <w:lang w:val="en-US"/>
+        </w:rPr>
+        <w:t>AnimationEvent</w:t>
+      </w:r>
+      <w:proofErr w:type="spellEnd"/>
+      <w:r>
+        <w:t xml:space="preserve"> для анимации атаки</w:t>
+      </w:r>
+      <w:r>
+        <w:t xml:space="preserve"> врага</w:t>
       </w:r>
     </w:p>
     <w:p>
@@ -2358,7 +4082,6 @@
       <w:bookmarkStart w:id="6" w:name="_Toc127883207"/>
       <w:bookmarkStart w:id="7" w:name="_Toc196495718"/>
       <w:r>
-        <w:lastRenderedPageBreak/>
         <w:t>Выводы</w:t>
       </w:r>
       <w:bookmarkEnd w:id="6"/>
@@ -2486,7 +4209,7 @@
                     <pic:cNvPicPr/>
                   </pic:nvPicPr>
                   <pic:blipFill>
-                    <a:blip r:embed="rId16">
+                    <a:blip r:embed="rId18">
                       <a:extLst>
                         <a:ext uri="{28A0092B-C50C-407E-A947-70E740481C1C}">
                           <a14:useLocalDpi xmlns:a14="http://schemas.microsoft.com/office/drawing/2010/main" val="0"/>
@@ -2534,37 +4257,6 @@
         </w:rPr>
         <w:br w:type="textWrapping" w:clear="all"/>
       </w:r>
-      <w:r>
-        <w:rPr>
-          <w:sz w:val="28"/>
-          <w:szCs w:val="28"/>
-        </w:rPr>
-        <w:br w:type="textWrapping" w:clear="all"/>
-      </w:r>
-    </w:p>
-    <w:p>
-      <w:pPr>
-        <w:rPr>
-          <w:sz w:val="28"/>
-          <w:szCs w:val="28"/>
-        </w:rPr>
-      </w:pPr>
-    </w:p>
-    <w:p>
-      <w:pPr>
-        <w:rPr>
-          <w:sz w:val="28"/>
-          <w:szCs w:val="28"/>
-        </w:rPr>
-      </w:pPr>
-    </w:p>
-    <w:p>
-      <w:pPr>
-        <w:rPr>
-          <w:sz w:val="28"/>
-          <w:szCs w:val="28"/>
-        </w:rPr>
-      </w:pPr>
     </w:p>
     <w:p>
       <w:pPr>
@@ -2658,10 +4350,10 @@
       </w:r>
     </w:p>
     <w:sectPr>
-      <w:footerReference w:type="default" r:id="rId17"/>
-      <w:footerReference w:type="first" r:id="rId18"/>
+      <w:footerReference w:type="default" r:id="rId19"/>
+      <w:footerReference w:type="first" r:id="rId20"/>
       <w:pgSz w:w="11906" w:h="16838"/>
-      <w:pgMar w:top="1134" w:right="567" w:bottom="1134" w:left="1701" w:header="0" w:footer="708" w:gutter="0"/>
+      <w:pgMar w:top="1134" w:right="851" w:bottom="1134" w:left="1701" w:header="0" w:footer="708" w:gutter="0"/>
       <w:pgNumType w:start="2"/>
       <w:cols w:space="720"/>
       <w:formProt w:val="0"/>
